--- a/Documentation/Making Updates to the Final Version.docx
+++ b/Documentation/Making Updates to the Final Version.docx
@@ -1033,21 +1033,448 @@
     </w:p>
     <w:p>
       <w:pPr>
-        <w:spacing w:after="0" w:line="240" w:lineRule="auto"/>
-        <w:rPr>
-          <w:rFonts w:ascii="Times New Roman" w:eastAsia="Times New Roman" w:hAnsi="Times New Roman" w:cs="Times New Roman"/>
-          <w:kern w:val="0"/>
-          <w14:ligatures w14:val="none"/>
-        </w:rPr>
-      </w:pPr>
-      <w:r>
-        <w:rPr>
-          <w:rFonts w:ascii="Times New Roman" w:eastAsia="Times New Roman" w:hAnsi="Times New Roman" w:cs="Times New Roman"/>
-          <w:kern w:val="0"/>
-          <w14:ligatures w14:val="none"/>
-        </w:rPr>
-        <w:t>Opus 4.7</w:t>
-      </w:r>
+        <w:spacing w:before="100" w:beforeAutospacing="1" w:after="100" w:afterAutospacing="1" w:line="240" w:lineRule="auto"/>
+        <w:rPr>
+          <w:rFonts w:ascii="Times New Roman" w:eastAsia="Times New Roman" w:hAnsi="Times New Roman" w:cs="Times New Roman"/>
+          <w:kern w:val="0"/>
+          <w14:ligatures w14:val="none"/>
+        </w:rPr>
+      </w:pPr>
+    </w:p>
+    <w:p>
+      <w:pPr>
+        <w:rPr>
+          <w:rFonts w:ascii="Times New Roman" w:eastAsia="Times New Roman" w:hAnsi="Times New Roman" w:cs="Times New Roman"/>
+          <w:kern w:val="0"/>
+          <w14:ligatures w14:val="none"/>
+        </w:rPr>
+      </w:pPr>
+      <w:r>
+        <w:rPr>
+          <w:rFonts w:ascii="Times New Roman" w:eastAsia="Times New Roman" w:hAnsi="Times New Roman" w:cs="Times New Roman"/>
+          <w:b/>
+          <w:bCs/>
+          <w:kern w:val="0"/>
+          <w:u w:val="single"/>
+          <w14:ligatures w14:val="none"/>
+        </w:rPr>
+        <w:lastRenderedPageBreak/>
+        <w:t xml:space="preserve">Commit to </w:t>
+      </w:r>
+      <w:proofErr w:type="spellStart"/>
+      <w:r>
+        <w:rPr>
+          <w:rFonts w:ascii="Times New Roman" w:eastAsia="Times New Roman" w:hAnsi="Times New Roman" w:cs="Times New Roman"/>
+          <w:b/>
+          <w:bCs/>
+          <w:kern w:val="0"/>
+          <w:u w:val="single"/>
+          <w14:ligatures w14:val="none"/>
+        </w:rPr>
+        <w:t>Github</w:t>
+      </w:r>
+      <w:proofErr w:type="spellEnd"/>
+    </w:p>
+    <w:p>
+      <w:pPr>
+        <w:rPr>
+          <w:rFonts w:ascii="Times New Roman" w:eastAsia="Times New Roman" w:hAnsi="Times New Roman" w:cs="Times New Roman"/>
+          <w:kern w:val="0"/>
+          <w14:ligatures w14:val="none"/>
+        </w:rPr>
+      </w:pPr>
+    </w:p>
+    <w:p>
+      <w:pPr>
+        <w:rPr>
+          <w:rFonts w:ascii="Times New Roman" w:eastAsia="Times New Roman" w:hAnsi="Times New Roman" w:cs="Times New Roman"/>
+          <w:kern w:val="0"/>
+          <w14:ligatures w14:val="none"/>
+        </w:rPr>
+      </w:pPr>
+      <w:r>
+        <w:rPr>
+          <w:rFonts w:ascii="Times New Roman" w:eastAsia="Times New Roman" w:hAnsi="Times New Roman" w:cs="Times New Roman"/>
+          <w:kern w:val="0"/>
+          <w14:ligatures w14:val="none"/>
+        </w:rPr>
+        <w:t>From your terminal (Git Bash or Command Prompt), inside the repo folder:</w:t>
+      </w:r>
+    </w:p>
+    <w:p>
+      <w:pPr>
+        <w:rPr>
+          <w:rFonts w:ascii="Times New Roman" w:eastAsia="Times New Roman" w:hAnsi="Times New Roman" w:cs="Times New Roman"/>
+          <w:kern w:val="0"/>
+          <w14:ligatures w14:val="none"/>
+        </w:rPr>
+      </w:pPr>
+      <w:r>
+        <w:rPr>
+          <w:rFonts w:ascii="Times New Roman" w:eastAsia="Times New Roman" w:hAnsi="Times New Roman" w:cs="Times New Roman"/>
+          <w:kern w:val="0"/>
+          <w14:ligatures w14:val="none"/>
+        </w:rPr>
+        <w:t>cd "C:\Users\Tim Thomasson\Interactive-Pet-Marketplace"</w:t>
+      </w:r>
+    </w:p>
+    <w:p>
+      <w:pPr>
+        <w:rPr>
+          <w:rFonts w:ascii="Times New Roman" w:eastAsia="Times New Roman" w:hAnsi="Times New Roman" w:cs="Times New Roman"/>
+          <w:kern w:val="0"/>
+          <w14:ligatures w14:val="none"/>
+        </w:rPr>
+      </w:pPr>
+      <w:r>
+        <w:rPr>
+          <w:rFonts w:ascii="Times New Roman" w:eastAsia="Times New Roman" w:hAnsi="Times New Roman" w:cs="Times New Roman"/>
+          <w:kern w:val="0"/>
+          <w14:ligatures w14:val="none"/>
+        </w:rPr>
+        <w:t>Then three commands, one at a time:</w:t>
+      </w:r>
+    </w:p>
+    <w:p>
+      <w:pPr>
+        <w:rPr>
+          <w:rFonts w:ascii="Times New Roman" w:eastAsia="Times New Roman" w:hAnsi="Times New Roman" w:cs="Times New Roman"/>
+          <w:kern w:val="0"/>
+          <w14:ligatures w14:val="none"/>
+        </w:rPr>
+      </w:pPr>
+      <w:r>
+        <w:rPr>
+          <w:rFonts w:ascii="Times New Roman" w:eastAsia="Times New Roman" w:hAnsi="Times New Roman" w:cs="Times New Roman"/>
+          <w:b/>
+          <w:bCs/>
+          <w:kern w:val="0"/>
+          <w14:ligatures w14:val="none"/>
+        </w:rPr>
+        <w:t>1. Stage all your changes:</w:t>
+      </w:r>
+    </w:p>
+    <w:p>
+      <w:pPr>
+        <w:rPr>
+          <w:rFonts w:ascii="Times New Roman" w:eastAsia="Times New Roman" w:hAnsi="Times New Roman" w:cs="Times New Roman"/>
+          <w:kern w:val="0"/>
+          <w14:ligatures w14:val="none"/>
+        </w:rPr>
+      </w:pPr>
+      <w:r>
+        <w:rPr>
+          <w:rFonts w:ascii="Times New Roman" w:eastAsia="Times New Roman" w:hAnsi="Times New Roman" w:cs="Times New Roman"/>
+          <w:kern w:val="0"/>
+          <w14:ligatures w14:val="none"/>
+        </w:rPr>
+        <w:t>git add -A</w:t>
+      </w:r>
+    </w:p>
+    <w:p>
+      <w:pPr>
+        <w:rPr>
+          <w:rFonts w:ascii="Times New Roman" w:eastAsia="Times New Roman" w:hAnsi="Times New Roman" w:cs="Times New Roman"/>
+          <w:kern w:val="0"/>
+          <w14:ligatures w14:val="none"/>
+        </w:rPr>
+      </w:pPr>
+      <w:r>
+        <w:rPr>
+          <w:rFonts w:ascii="Times New Roman" w:eastAsia="Times New Roman" w:hAnsi="Times New Roman" w:cs="Times New Roman"/>
+          <w:kern w:val="0"/>
+          <w14:ligatures w14:val="none"/>
+        </w:rPr>
+        <w:t xml:space="preserve">This tells </w:t>
+      </w:r>
+      <w:proofErr w:type="gramStart"/>
+      <w:r>
+        <w:rPr>
+          <w:rFonts w:ascii="Times New Roman" w:eastAsia="Times New Roman" w:hAnsi="Times New Roman" w:cs="Times New Roman"/>
+          <w:kern w:val="0"/>
+          <w14:ligatures w14:val="none"/>
+        </w:rPr>
+        <w:t>Git</w:t>
+      </w:r>
+      <w:proofErr w:type="gramEnd"/>
+      <w:r>
+        <w:rPr>
+          <w:rFonts w:ascii="Times New Roman" w:eastAsia="Times New Roman" w:hAnsi="Times New Roman" w:cs="Times New Roman"/>
+          <w:kern w:val="0"/>
+          <w14:ligatures w14:val="none"/>
+        </w:rPr>
+        <w:t xml:space="preserve"> "include everything that's new, modified, or deleted." Silent if it works.</w:t>
+      </w:r>
+    </w:p>
+    <w:p>
+      <w:pPr>
+        <w:rPr>
+          <w:rFonts w:ascii="Times New Roman" w:eastAsia="Times New Roman" w:hAnsi="Times New Roman" w:cs="Times New Roman"/>
+          <w:kern w:val="0"/>
+          <w14:ligatures w14:val="none"/>
+        </w:rPr>
+      </w:pPr>
+      <w:r>
+        <w:rPr>
+          <w:rFonts w:ascii="Times New Roman" w:eastAsia="Times New Roman" w:hAnsi="Times New Roman" w:cs="Times New Roman"/>
+          <w:b/>
+          <w:bCs/>
+          <w:kern w:val="0"/>
+          <w14:ligatures w14:val="none"/>
+        </w:rPr>
+        <w:t xml:space="preserve">2. </w:t>
+      </w:r>
+      <w:proofErr w:type="gramStart"/>
+      <w:r>
+        <w:rPr>
+          <w:rFonts w:ascii="Times New Roman" w:eastAsia="Times New Roman" w:hAnsi="Times New Roman" w:cs="Times New Roman"/>
+          <w:b/>
+          <w:bCs/>
+          <w:kern w:val="0"/>
+          <w14:ligatures w14:val="none"/>
+        </w:rPr>
+        <w:t>Commit with</w:t>
+      </w:r>
+      <w:proofErr w:type="gramEnd"/>
+      <w:r>
+        <w:rPr>
+          <w:rFonts w:ascii="Times New Roman" w:eastAsia="Times New Roman" w:hAnsi="Times New Roman" w:cs="Times New Roman"/>
+          <w:b/>
+          <w:bCs/>
+          <w:kern w:val="0"/>
+          <w14:ligatures w14:val="none"/>
+        </w:rPr>
+        <w:t xml:space="preserve"> a message:</w:t>
+      </w:r>
+    </w:p>
+    <w:p>
+      <w:pPr>
+        <w:rPr>
+          <w:rFonts w:ascii="Times New Roman" w:eastAsia="Times New Roman" w:hAnsi="Times New Roman" w:cs="Times New Roman"/>
+          <w:kern w:val="0"/>
+          <w14:ligatures w14:val="none"/>
+        </w:rPr>
+      </w:pPr>
+      <w:r>
+        <w:rPr>
+          <w:rFonts w:ascii="Times New Roman" w:eastAsia="Times New Roman" w:hAnsi="Times New Roman" w:cs="Times New Roman"/>
+          <w:kern w:val="0"/>
+          <w14:ligatures w14:val="none"/>
+        </w:rPr>
+        <w:t>git commit -m "Warm golden redesign and 5 real products"</w:t>
+      </w:r>
+    </w:p>
+    <w:p>
+      <w:pPr>
+        <w:rPr>
+          <w:rFonts w:ascii="Times New Roman" w:eastAsia="Times New Roman" w:hAnsi="Times New Roman" w:cs="Times New Roman"/>
+          <w:kern w:val="0"/>
+          <w14:ligatures w14:val="none"/>
+        </w:rPr>
+      </w:pPr>
+      <w:r>
+        <w:rPr>
+          <w:rFonts w:ascii="Times New Roman" w:eastAsia="Times New Roman" w:hAnsi="Times New Roman" w:cs="Times New Roman"/>
+          <w:kern w:val="0"/>
+          <w14:ligatures w14:val="none"/>
+        </w:rPr>
+        <w:t>You'll see output listing the files and the commit hash.</w:t>
+      </w:r>
+    </w:p>
+    <w:p>
+      <w:pPr>
+        <w:rPr>
+          <w:rFonts w:ascii="Times New Roman" w:eastAsia="Times New Roman" w:hAnsi="Times New Roman" w:cs="Times New Roman"/>
+          <w:kern w:val="0"/>
+          <w14:ligatures w14:val="none"/>
+        </w:rPr>
+      </w:pPr>
+      <w:r>
+        <w:rPr>
+          <w:rFonts w:ascii="Times New Roman" w:eastAsia="Times New Roman" w:hAnsi="Times New Roman" w:cs="Times New Roman"/>
+          <w:b/>
+          <w:bCs/>
+          <w:kern w:val="0"/>
+          <w14:ligatures w14:val="none"/>
+        </w:rPr>
+        <w:t>3. Push to GitHub:</w:t>
+      </w:r>
+    </w:p>
+    <w:p>
+      <w:pPr>
+        <w:rPr>
+          <w:rFonts w:ascii="Times New Roman" w:eastAsia="Times New Roman" w:hAnsi="Times New Roman" w:cs="Times New Roman"/>
+          <w:kern w:val="0"/>
+          <w14:ligatures w14:val="none"/>
+        </w:rPr>
+      </w:pPr>
+      <w:r>
+        <w:rPr>
+          <w:rFonts w:ascii="Times New Roman" w:eastAsia="Times New Roman" w:hAnsi="Times New Roman" w:cs="Times New Roman"/>
+          <w:kern w:val="0"/>
+          <w14:ligatures w14:val="none"/>
+        </w:rPr>
+        <w:t>git push origin main</w:t>
+      </w:r>
+    </w:p>
+    <w:p>
+      <w:pPr>
+        <w:rPr>
+          <w:rFonts w:ascii="Times New Roman" w:eastAsia="Times New Roman" w:hAnsi="Times New Roman" w:cs="Times New Roman"/>
+          <w:kern w:val="0"/>
+          <w14:ligatures w14:val="none"/>
+        </w:rPr>
+      </w:pPr>
+      <w:r>
+        <w:rPr>
+          <w:rFonts w:ascii="Times New Roman" w:eastAsia="Times New Roman" w:hAnsi="Times New Roman" w:cs="Times New Roman"/>
+          <w:kern w:val="0"/>
+          <w14:ligatures w14:val="none"/>
+        </w:rPr>
+        <w:t>This sends your local commits up to GitHub. You might get a browser prompt to sign in — approve it.</w:t>
+      </w:r>
+    </w:p>
+    <w:p>
+      <w:pPr>
+        <w:rPr>
+          <w:rFonts w:ascii="Times New Roman" w:eastAsia="Times New Roman" w:hAnsi="Times New Roman" w:cs="Times New Roman"/>
+          <w:kern w:val="0"/>
+          <w14:ligatures w14:val="none"/>
+        </w:rPr>
+      </w:pPr>
+      <w:r>
+        <w:rPr>
+          <w:rFonts w:ascii="Times New Roman" w:eastAsia="Times New Roman" w:hAnsi="Times New Roman" w:cs="Times New Roman"/>
+          <w:b/>
+          <w:bCs/>
+          <w:kern w:val="0"/>
+          <w14:ligatures w14:val="none"/>
+        </w:rPr>
+        <w:t>To check what's about to be committed before you commit:</w:t>
+      </w:r>
+    </w:p>
+    <w:p>
+      <w:pPr>
+        <w:rPr>
+          <w:rFonts w:ascii="Times New Roman" w:eastAsia="Times New Roman" w:hAnsi="Times New Roman" w:cs="Times New Roman"/>
+          <w:kern w:val="0"/>
+          <w14:ligatures w14:val="none"/>
+        </w:rPr>
+      </w:pPr>
+      <w:r>
+        <w:rPr>
+          <w:rFonts w:ascii="Times New Roman" w:eastAsia="Times New Roman" w:hAnsi="Times New Roman" w:cs="Times New Roman"/>
+          <w:kern w:val="0"/>
+          <w14:ligatures w14:val="none"/>
+        </w:rPr>
+        <w:t>git status</w:t>
+      </w:r>
+    </w:p>
+    <w:p>
+      <w:pPr>
+        <w:rPr>
+          <w:rFonts w:ascii="Times New Roman" w:eastAsia="Times New Roman" w:hAnsi="Times New Roman" w:cs="Times New Roman"/>
+          <w:kern w:val="0"/>
+          <w14:ligatures w14:val="none"/>
+        </w:rPr>
+      </w:pPr>
+      <w:r>
+        <w:rPr>
+          <w:rFonts w:ascii="Times New Roman" w:eastAsia="Times New Roman" w:hAnsi="Times New Roman" w:cs="Times New Roman"/>
+          <w:kern w:val="0"/>
+          <w14:ligatures w14:val="none"/>
+        </w:rPr>
+        <w:t>Shows modified/new files in red (not staged) or green (staged).</w:t>
+      </w:r>
+    </w:p>
+    <w:p>
+      <w:pPr>
+        <w:rPr>
+          <w:rFonts w:ascii="Times New Roman" w:eastAsia="Times New Roman" w:hAnsi="Times New Roman" w:cs="Times New Roman"/>
+          <w:kern w:val="0"/>
+          <w14:ligatures w14:val="none"/>
+        </w:rPr>
+      </w:pPr>
+      <w:r>
+        <w:rPr>
+          <w:rFonts w:ascii="Times New Roman" w:eastAsia="Times New Roman" w:hAnsi="Times New Roman" w:cs="Times New Roman"/>
+          <w:b/>
+          <w:bCs/>
+          <w:kern w:val="0"/>
+          <w14:ligatures w14:val="none"/>
+        </w:rPr>
+        <w:t>Quick reference for future:</w:t>
+      </w:r>
+      <w:r>
+        <w:rPr>
+          <w:rFonts w:ascii="Times New Roman" w:eastAsia="Times New Roman" w:hAnsi="Times New Roman" w:cs="Times New Roman"/>
+          <w:kern w:val="0"/>
+          <w14:ligatures w14:val="none"/>
+        </w:rPr>
+        <w:t xml:space="preserve"> Every commit needs a message describing what </w:t>
+      </w:r>
+      <w:proofErr w:type="gramStart"/>
+      <w:r>
+        <w:rPr>
+          <w:rFonts w:ascii="Times New Roman" w:eastAsia="Times New Roman" w:hAnsi="Times New Roman" w:cs="Times New Roman"/>
+          <w:kern w:val="0"/>
+          <w14:ligatures w14:val="none"/>
+        </w:rPr>
+        <w:t>changed</w:t>
+      </w:r>
+      <w:proofErr w:type="gramEnd"/>
+      <w:r>
+        <w:rPr>
+          <w:rFonts w:ascii="Times New Roman" w:eastAsia="Times New Roman" w:hAnsi="Times New Roman" w:cs="Times New Roman"/>
+          <w:kern w:val="0"/>
+          <w14:ligatures w14:val="none"/>
+        </w:rPr>
+        <w:t xml:space="preserve">. Short and descriptive is </w:t>
+      </w:r>
+      <w:proofErr w:type="gramStart"/>
+      <w:r>
+        <w:rPr>
+          <w:rFonts w:ascii="Times New Roman" w:eastAsia="Times New Roman" w:hAnsi="Times New Roman" w:cs="Times New Roman"/>
+          <w:kern w:val="0"/>
+          <w14:ligatures w14:val="none"/>
+        </w:rPr>
+        <w:t>best — "</w:t>
+      </w:r>
+      <w:proofErr w:type="gramEnd"/>
+      <w:r>
+        <w:rPr>
+          <w:rFonts w:ascii="Times New Roman" w:eastAsia="Times New Roman" w:hAnsi="Times New Roman" w:cs="Times New Roman"/>
+          <w:kern w:val="0"/>
+          <w14:ligatures w14:val="none"/>
+        </w:rPr>
+        <w:t>Update homepage header" is better than "changes" or "update."</w:t>
+      </w:r>
+    </w:p>
+    <w:p>
+      <w:pPr>
+        <w:rPr>
+          <w:rFonts w:ascii="Times New Roman" w:eastAsia="Times New Roman" w:hAnsi="Times New Roman" w:cs="Times New Roman"/>
+          <w:kern w:val="0"/>
+          <w14:ligatures w14:val="none"/>
+        </w:rPr>
+      </w:pPr>
+      <w:r>
+        <w:rPr>
+          <w:rFonts w:ascii="Times New Roman" w:eastAsia="Times New Roman" w:hAnsi="Times New Roman" w:cs="Times New Roman"/>
+          <w:kern w:val="0"/>
+          <w14:ligatures w14:val="none"/>
+        </w:rPr>
+        <w:t>Let me know what happens when you run them.</w:t>
+      </w:r>
+    </w:p>
+    <w:p>
+      <w:pPr>
+        <w:rPr>
+          <w:rFonts w:ascii="Times New Roman" w:eastAsia="Times New Roman" w:hAnsi="Times New Roman" w:cs="Times New Roman"/>
+          <w:kern w:val="0"/>
+          <w14:ligatures w14:val="none"/>
+        </w:rPr>
+      </w:pPr>
     </w:p>
     <w:p/>
     <w:sectPr>
@@ -2176,7 +2603,6 @@
   <w:style w:type="character" w:default="1" w:styleId="DefaultParagraphFont">
     <w:name w:val="Default Paragraph Font"/>
     <w:uiPriority w:val="1"/>
-    <w:semiHidden/>
     <w:unhideWhenUsed/>
   </w:style>
   <w:style w:type="table" w:default="1" w:styleId="TableNormal">

--- a/Documentation/Making Updates to the Final Version.docx
+++ b/Documentation/Making Updates to the Final Version.docx
@@ -7,24 +7,20 @@
         <w:spacing w:before="100" w:beforeAutospacing="1" w:after="100" w:afterAutospacing="1" w:line="240" w:lineRule="auto"/>
         <w:ind w:left="720" w:firstLine="720"/>
         <w:rPr>
-          <w:rFonts w:ascii="Times New Roman" w:eastAsia="Times New Roman" w:hAnsi="Times New Roman" w:cs="Times New Roman"/>
+          <w:rFonts w:eastAsia="Times New Roman" w:cs="Times New Roman"/>
           <w:b/>
           <w:bCs/>
           <w:kern w:val="0"/>
-          <w:sz w:val="32"/>
-          <w:szCs w:val="32"/>
           <w:u w:val="single"/>
           <w14:ligatures w14:val="none"/>
         </w:rPr>
       </w:pPr>
       <w:r>
         <w:rPr>
-          <w:rFonts w:ascii="Times New Roman" w:eastAsia="Times New Roman" w:hAnsi="Times New Roman" w:cs="Times New Roman"/>
+          <w:rFonts w:eastAsia="Times New Roman" w:cs="Times New Roman"/>
           <w:b/>
           <w:bCs/>
           <w:kern w:val="0"/>
-          <w:sz w:val="32"/>
-          <w:szCs w:val="32"/>
           <w:u w:val="single"/>
           <w14:ligatures w14:val="none"/>
         </w:rPr>
@@ -35,7 +31,7 @@
       <w:pPr>
         <w:spacing w:before="100" w:beforeAutospacing="1" w:after="100" w:afterAutospacing="1" w:line="240" w:lineRule="auto"/>
         <w:rPr>
-          <w:rFonts w:ascii="Times New Roman" w:eastAsia="Times New Roman" w:hAnsi="Times New Roman" w:cs="Times New Roman"/>
+          <w:rFonts w:eastAsia="Times New Roman" w:cs="Times New Roman"/>
           <w:kern w:val="0"/>
           <w14:ligatures w14:val="none"/>
         </w:rPr>
@@ -45,14 +41,14 @@
       <w:pPr>
         <w:spacing w:before="100" w:beforeAutospacing="1" w:after="100" w:afterAutospacing="1" w:line="240" w:lineRule="auto"/>
         <w:rPr>
-          <w:rFonts w:ascii="Times New Roman" w:eastAsia="Times New Roman" w:hAnsi="Times New Roman" w:cs="Times New Roman"/>
-          <w:kern w:val="0"/>
-          <w14:ligatures w14:val="none"/>
-        </w:rPr>
-      </w:pPr>
-      <w:r>
-        <w:rPr>
-          <w:rFonts w:ascii="Times New Roman" w:eastAsia="Times New Roman" w:hAnsi="Times New Roman" w:cs="Times New Roman"/>
+          <w:rFonts w:eastAsia="Times New Roman" w:cs="Times New Roman"/>
+          <w:kern w:val="0"/>
+          <w14:ligatures w14:val="none"/>
+        </w:rPr>
+      </w:pPr>
+      <w:r>
+        <w:rPr>
+          <w:rFonts w:eastAsia="Times New Roman" w:cs="Times New Roman"/>
           <w:kern w:val="0"/>
           <w14:ligatures w14:val="none"/>
         </w:rPr>
@@ -67,17 +63,15 @@
         </w:numPr>
         <w:spacing w:before="100" w:beforeAutospacing="1" w:after="100" w:afterAutospacing="1" w:line="240" w:lineRule="auto"/>
         <w:rPr>
-          <w:rFonts w:ascii="Times New Roman" w:eastAsia="Times New Roman" w:hAnsi="Times New Roman" w:cs="Times New Roman"/>
-          <w:kern w:val="0"/>
-          <w14:ligatures w14:val="none"/>
-        </w:rPr>
-      </w:pPr>
-      <w:r>
-        <w:rPr>
-          <w:rFonts w:ascii="Courier New" w:eastAsia="Times New Roman" w:hAnsi="Courier New" w:cs="Courier New"/>
-          <w:kern w:val="0"/>
-          <w:sz w:val="20"/>
-          <w:szCs w:val="20"/>
+          <w:rFonts w:eastAsia="Times New Roman" w:cs="Times New Roman"/>
+          <w:kern w:val="0"/>
+          <w14:ligatures w14:val="none"/>
+        </w:rPr>
+      </w:pPr>
+      <w:r>
+        <w:rPr>
+          <w:rFonts w:eastAsia="Times New Roman" w:cs="Courier New"/>
+          <w:kern w:val="0"/>
           <w14:ligatures w14:val="none"/>
         </w:rPr>
         <w:t>app/</w:t>
@@ -85,10 +79,8 @@
       <w:proofErr w:type="spellStart"/>
       <w:r>
         <w:rPr>
-          <w:rFonts w:ascii="Courier New" w:eastAsia="Times New Roman" w:hAnsi="Courier New" w:cs="Courier New"/>
-          <w:kern w:val="0"/>
-          <w:sz w:val="20"/>
-          <w:szCs w:val="20"/>
+          <w:rFonts w:eastAsia="Times New Roman" w:cs="Courier New"/>
+          <w:kern w:val="0"/>
           <w14:ligatures w14:val="none"/>
         </w:rPr>
         <w:t>layout.tsx</w:t>
@@ -103,17 +95,15 @@
         </w:numPr>
         <w:spacing w:before="100" w:beforeAutospacing="1" w:after="100" w:afterAutospacing="1" w:line="240" w:lineRule="auto"/>
         <w:rPr>
-          <w:rFonts w:ascii="Times New Roman" w:eastAsia="Times New Roman" w:hAnsi="Times New Roman" w:cs="Times New Roman"/>
-          <w:kern w:val="0"/>
-          <w14:ligatures w14:val="none"/>
-        </w:rPr>
-      </w:pPr>
-      <w:r>
-        <w:rPr>
-          <w:rFonts w:ascii="Courier New" w:eastAsia="Times New Roman" w:hAnsi="Courier New" w:cs="Courier New"/>
-          <w:kern w:val="0"/>
-          <w:sz w:val="20"/>
-          <w:szCs w:val="20"/>
+          <w:rFonts w:eastAsia="Times New Roman" w:cs="Times New Roman"/>
+          <w:kern w:val="0"/>
+          <w14:ligatures w14:val="none"/>
+        </w:rPr>
+      </w:pPr>
+      <w:r>
+        <w:rPr>
+          <w:rFonts w:eastAsia="Times New Roman" w:cs="Courier New"/>
+          <w:kern w:val="0"/>
           <w14:ligatures w14:val="none"/>
         </w:rPr>
         <w:t>app/</w:t>
@@ -121,10 +111,8 @@
       <w:proofErr w:type="spellStart"/>
       <w:r>
         <w:rPr>
-          <w:rFonts w:ascii="Courier New" w:eastAsia="Times New Roman" w:hAnsi="Courier New" w:cs="Courier New"/>
-          <w:kern w:val="0"/>
-          <w:sz w:val="20"/>
-          <w:szCs w:val="20"/>
+          <w:rFonts w:eastAsia="Times New Roman" w:cs="Courier New"/>
+          <w:kern w:val="0"/>
           <w14:ligatures w14:val="none"/>
         </w:rPr>
         <w:t>page.tsx</w:t>
@@ -139,17 +127,15 @@
         </w:numPr>
         <w:spacing w:before="100" w:beforeAutospacing="1" w:after="100" w:afterAutospacing="1" w:line="240" w:lineRule="auto"/>
         <w:rPr>
-          <w:rFonts w:ascii="Times New Roman" w:eastAsia="Times New Roman" w:hAnsi="Times New Roman" w:cs="Times New Roman"/>
-          <w:kern w:val="0"/>
-          <w14:ligatures w14:val="none"/>
-        </w:rPr>
-      </w:pPr>
-      <w:r>
-        <w:rPr>
-          <w:rFonts w:ascii="Courier New" w:eastAsia="Times New Roman" w:hAnsi="Courier New" w:cs="Courier New"/>
-          <w:kern w:val="0"/>
-          <w:sz w:val="20"/>
-          <w:szCs w:val="20"/>
+          <w:rFonts w:eastAsia="Times New Roman" w:cs="Times New Roman"/>
+          <w:kern w:val="0"/>
+          <w14:ligatures w14:val="none"/>
+        </w:rPr>
+      </w:pPr>
+      <w:r>
+        <w:rPr>
+          <w:rFonts w:eastAsia="Times New Roman" w:cs="Courier New"/>
+          <w:kern w:val="0"/>
           <w14:ligatures w14:val="none"/>
         </w:rPr>
         <w:t>components/</w:t>
@@ -157,10 +143,8 @@
       <w:proofErr w:type="spellStart"/>
       <w:r>
         <w:rPr>
-          <w:rFonts w:ascii="Courier New" w:eastAsia="Times New Roman" w:hAnsi="Courier New" w:cs="Courier New"/>
-          <w:kern w:val="0"/>
-          <w:sz w:val="20"/>
-          <w:szCs w:val="20"/>
+          <w:rFonts w:eastAsia="Times New Roman" w:cs="Courier New"/>
+          <w:kern w:val="0"/>
           <w14:ligatures w14:val="none"/>
         </w:rPr>
         <w:t>layout.tsx</w:t>
@@ -175,17 +159,15 @@
         </w:numPr>
         <w:spacing w:before="100" w:beforeAutospacing="1" w:after="100" w:afterAutospacing="1" w:line="240" w:lineRule="auto"/>
         <w:rPr>
-          <w:rFonts w:ascii="Times New Roman" w:eastAsia="Times New Roman" w:hAnsi="Times New Roman" w:cs="Times New Roman"/>
-          <w:kern w:val="0"/>
-          <w14:ligatures w14:val="none"/>
-        </w:rPr>
-      </w:pPr>
-      <w:r>
-        <w:rPr>
-          <w:rFonts w:ascii="Courier New" w:eastAsia="Times New Roman" w:hAnsi="Courier New" w:cs="Courier New"/>
-          <w:kern w:val="0"/>
-          <w:sz w:val="20"/>
-          <w:szCs w:val="20"/>
+          <w:rFonts w:eastAsia="Times New Roman" w:cs="Times New Roman"/>
+          <w:kern w:val="0"/>
+          <w14:ligatures w14:val="none"/>
+        </w:rPr>
+      </w:pPr>
+      <w:r>
+        <w:rPr>
+          <w:rFonts w:eastAsia="Times New Roman" w:cs="Courier New"/>
+          <w:kern w:val="0"/>
           <w14:ligatures w14:val="none"/>
         </w:rPr>
         <w:t>components/</w:t>
@@ -193,10 +175,8 @@
       <w:proofErr w:type="spellStart"/>
       <w:r>
         <w:rPr>
-          <w:rFonts w:ascii="Courier New" w:eastAsia="Times New Roman" w:hAnsi="Courier New" w:cs="Courier New"/>
-          <w:kern w:val="0"/>
-          <w:sz w:val="20"/>
-          <w:szCs w:val="20"/>
+          <w:rFonts w:eastAsia="Times New Roman" w:cs="Courier New"/>
+          <w:kern w:val="0"/>
           <w14:ligatures w14:val="none"/>
         </w:rPr>
         <w:t>sections.tsx</w:t>
@@ -207,14 +187,14 @@
       <w:pPr>
         <w:spacing w:before="100" w:beforeAutospacing="1" w:after="100" w:afterAutospacing="1" w:line="240" w:lineRule="auto"/>
         <w:rPr>
-          <w:rFonts w:ascii="Times New Roman" w:eastAsia="Times New Roman" w:hAnsi="Times New Roman" w:cs="Times New Roman"/>
-          <w:kern w:val="0"/>
-          <w14:ligatures w14:val="none"/>
-        </w:rPr>
-      </w:pPr>
-      <w:r>
-        <w:rPr>
-          <w:rFonts w:ascii="Times New Roman" w:eastAsia="Times New Roman" w:hAnsi="Times New Roman" w:cs="Times New Roman"/>
+          <w:rFonts w:eastAsia="Times New Roman" w:cs="Times New Roman"/>
+          <w:kern w:val="0"/>
+          <w14:ligatures w14:val="none"/>
+        </w:rPr>
+      </w:pPr>
+      <w:r>
+        <w:rPr>
+          <w:rFonts w:eastAsia="Times New Roman" w:cs="Times New Roman"/>
           <w:b/>
           <w:bCs/>
           <w:kern w:val="0"/>
@@ -231,14 +211,14 @@
         </w:numPr>
         <w:spacing w:before="100" w:beforeAutospacing="1" w:after="100" w:afterAutospacing="1" w:line="240" w:lineRule="auto"/>
         <w:rPr>
-          <w:rFonts w:ascii="Times New Roman" w:eastAsia="Times New Roman" w:hAnsi="Times New Roman" w:cs="Times New Roman"/>
-          <w:kern w:val="0"/>
-          <w14:ligatures w14:val="none"/>
-        </w:rPr>
-      </w:pPr>
-      <w:r>
-        <w:rPr>
-          <w:rFonts w:ascii="Times New Roman" w:eastAsia="Times New Roman" w:hAnsi="Times New Roman" w:cs="Times New Roman"/>
+          <w:rFonts w:eastAsia="Times New Roman" w:cs="Times New Roman"/>
+          <w:kern w:val="0"/>
+          <w14:ligatures w14:val="none"/>
+        </w:rPr>
+      </w:pPr>
+      <w:r>
+        <w:rPr>
+          <w:rFonts w:eastAsia="Times New Roman" w:cs="Times New Roman"/>
           <w:b/>
           <w:bCs/>
           <w:kern w:val="0"/>
@@ -248,19 +228,17 @@
       </w:r>
       <w:r>
         <w:rPr>
-          <w:rFonts w:ascii="Courier New" w:eastAsia="Times New Roman" w:hAnsi="Courier New" w:cs="Courier New"/>
+          <w:rFonts w:eastAsia="Times New Roman" w:cs="Courier New"/>
           <w:b/>
           <w:bCs/>
           <w:kern w:val="0"/>
-          <w:sz w:val="20"/>
-          <w:szCs w:val="20"/>
           <w14:ligatures w14:val="none"/>
         </w:rPr>
         <w:t>changes.zip</w:t>
       </w:r>
       <w:r>
         <w:rPr>
-          <w:rFonts w:ascii="Times New Roman" w:eastAsia="Times New Roman" w:hAnsi="Times New Roman" w:cs="Times New Roman"/>
+          <w:rFonts w:eastAsia="Times New Roman" w:cs="Times New Roman"/>
           <w:kern w:val="0"/>
           <w14:ligatures w14:val="none"/>
         </w:rPr>
@@ -275,14 +253,14 @@
         </w:numPr>
         <w:spacing w:before="100" w:beforeAutospacing="1" w:after="100" w:afterAutospacing="1" w:line="240" w:lineRule="auto"/>
         <w:rPr>
-          <w:rFonts w:ascii="Times New Roman" w:eastAsia="Times New Roman" w:hAnsi="Times New Roman" w:cs="Times New Roman"/>
-          <w:kern w:val="0"/>
-          <w14:ligatures w14:val="none"/>
-        </w:rPr>
-      </w:pPr>
-      <w:r>
-        <w:rPr>
-          <w:rFonts w:ascii="Times New Roman" w:eastAsia="Times New Roman" w:hAnsi="Times New Roman" w:cs="Times New Roman"/>
+          <w:rFonts w:eastAsia="Times New Roman" w:cs="Times New Roman"/>
+          <w:kern w:val="0"/>
+          <w14:ligatures w14:val="none"/>
+        </w:rPr>
+      </w:pPr>
+      <w:r>
+        <w:rPr>
+          <w:rFonts w:eastAsia="Times New Roman" w:cs="Times New Roman"/>
           <w:b/>
           <w:bCs/>
           <w:kern w:val="0"/>
@@ -292,7 +270,7 @@
       </w:r>
       <w:r>
         <w:rPr>
-          <w:rFonts w:ascii="Times New Roman" w:eastAsia="Times New Roman" w:hAnsi="Times New Roman" w:cs="Times New Roman"/>
+          <w:rFonts w:eastAsia="Times New Roman" w:cs="Times New Roman"/>
           <w:kern w:val="0"/>
           <w14:ligatures w14:val="none"/>
         </w:rPr>
@@ -301,7 +279,7 @@
       <w:proofErr w:type="spellStart"/>
       <w:r>
         <w:rPr>
-          <w:rFonts w:ascii="Times New Roman" w:eastAsia="Times New Roman" w:hAnsi="Times New Roman" w:cs="Times New Roman"/>
+          <w:rFonts w:eastAsia="Times New Roman" w:cs="Times New Roman"/>
           <w:kern w:val="0"/>
           <w14:ligatures w14:val="none"/>
         </w:rPr>
@@ -310,7 +288,7 @@
       <w:proofErr w:type="spellEnd"/>
       <w:r>
         <w:rPr>
-          <w:rFonts w:ascii="Times New Roman" w:eastAsia="Times New Roman" w:hAnsi="Times New Roman" w:cs="Times New Roman"/>
+          <w:rFonts w:eastAsia="Times New Roman" w:cs="Times New Roman"/>
           <w:kern w:val="0"/>
           <w14:ligatures w14:val="none"/>
         </w:rPr>
@@ -325,14 +303,14 @@
         </w:numPr>
         <w:spacing w:before="100" w:beforeAutospacing="1" w:after="100" w:afterAutospacing="1" w:line="240" w:lineRule="auto"/>
         <w:rPr>
-          <w:rFonts w:ascii="Times New Roman" w:eastAsia="Times New Roman" w:hAnsi="Times New Roman" w:cs="Times New Roman"/>
-          <w:kern w:val="0"/>
-          <w14:ligatures w14:val="none"/>
-        </w:rPr>
-      </w:pPr>
-      <w:r>
-        <w:rPr>
-          <w:rFonts w:ascii="Times New Roman" w:eastAsia="Times New Roman" w:hAnsi="Times New Roman" w:cs="Times New Roman"/>
+          <w:rFonts w:eastAsia="Times New Roman" w:cs="Times New Roman"/>
+          <w:kern w:val="0"/>
+          <w14:ligatures w14:val="none"/>
+        </w:rPr>
+      </w:pPr>
+      <w:r>
+        <w:rPr>
+          <w:rFonts w:eastAsia="Times New Roman" w:cs="Times New Roman"/>
           <w:b/>
           <w:bCs/>
           <w:kern w:val="0"/>
@@ -342,7 +320,7 @@
       </w:r>
       <w:r>
         <w:rPr>
-          <w:rFonts w:ascii="Times New Roman" w:eastAsia="Times New Roman" w:hAnsi="Times New Roman" w:cs="Times New Roman"/>
+          <w:rFonts w:eastAsia="Times New Roman" w:cs="Times New Roman"/>
           <w:kern w:val="0"/>
           <w14:ligatures w14:val="none"/>
         </w:rPr>
@@ -357,14 +335,14 @@
         </w:numPr>
         <w:spacing w:before="100" w:beforeAutospacing="1" w:after="100" w:afterAutospacing="1" w:line="240" w:lineRule="auto"/>
         <w:rPr>
-          <w:rFonts w:ascii="Times New Roman" w:eastAsia="Times New Roman" w:hAnsi="Times New Roman" w:cs="Times New Roman"/>
-          <w:kern w:val="0"/>
-          <w14:ligatures w14:val="none"/>
-        </w:rPr>
-      </w:pPr>
-      <w:r>
-        <w:rPr>
-          <w:rFonts w:ascii="Times New Roman" w:eastAsia="Times New Roman" w:hAnsi="Times New Roman" w:cs="Times New Roman"/>
+          <w:rFonts w:eastAsia="Times New Roman" w:cs="Times New Roman"/>
+          <w:kern w:val="0"/>
+          <w14:ligatures w14:val="none"/>
+        </w:rPr>
+      </w:pPr>
+      <w:r>
+        <w:rPr>
+          <w:rFonts w:eastAsia="Times New Roman" w:cs="Times New Roman"/>
           <w:kern w:val="0"/>
           <w14:ligatures w14:val="none"/>
         </w:rPr>
@@ -372,17 +350,15 @@
       </w:r>
       <w:r>
         <w:rPr>
-          <w:rFonts w:ascii="Courier New" w:eastAsia="Times New Roman" w:hAnsi="Courier New" w:cs="Courier New"/>
-          <w:kern w:val="0"/>
-          <w:sz w:val="20"/>
-          <w:szCs w:val="20"/>
+          <w:rFonts w:eastAsia="Times New Roman" w:cs="Courier New"/>
+          <w:kern w:val="0"/>
           <w14:ligatures w14:val="none"/>
         </w:rPr>
         <w:t>changes.zip</w:t>
       </w:r>
       <w:r>
         <w:rPr>
-          <w:rFonts w:ascii="Times New Roman" w:eastAsia="Times New Roman" w:hAnsi="Times New Roman" w:cs="Times New Roman"/>
+          <w:rFonts w:eastAsia="Times New Roman" w:cs="Times New Roman"/>
           <w:kern w:val="0"/>
           <w14:ligatures w14:val="none"/>
         </w:rPr>
@@ -390,10 +366,8 @@
       </w:r>
       <w:r>
         <w:rPr>
-          <w:rFonts w:ascii="Courier New" w:eastAsia="Times New Roman" w:hAnsi="Courier New" w:cs="Courier New"/>
-          <w:kern w:val="0"/>
-          <w:sz w:val="20"/>
-          <w:szCs w:val="20"/>
+          <w:rFonts w:eastAsia="Times New Roman" w:cs="Courier New"/>
+          <w:kern w:val="0"/>
           <w14:ligatures w14:val="none"/>
         </w:rPr>
         <w:t>C:\Users\Tim Thomasson\Interactive-Pet-Marketplace</w:t>
@@ -407,14 +381,14 @@
         </w:numPr>
         <w:spacing w:before="100" w:beforeAutospacing="1" w:after="100" w:afterAutospacing="1" w:line="240" w:lineRule="auto"/>
         <w:rPr>
-          <w:rFonts w:ascii="Times New Roman" w:eastAsia="Times New Roman" w:hAnsi="Times New Roman" w:cs="Times New Roman"/>
-          <w:kern w:val="0"/>
-          <w14:ligatures w14:val="none"/>
-        </w:rPr>
-      </w:pPr>
-      <w:r>
-        <w:rPr>
-          <w:rFonts w:ascii="Times New Roman" w:eastAsia="Times New Roman" w:hAnsi="Times New Roman" w:cs="Times New Roman"/>
+          <w:rFonts w:eastAsia="Times New Roman" w:cs="Times New Roman"/>
+          <w:kern w:val="0"/>
+          <w14:ligatures w14:val="none"/>
+        </w:rPr>
+      </w:pPr>
+      <w:r>
+        <w:rPr>
+          <w:rFonts w:eastAsia="Times New Roman" w:cs="Times New Roman"/>
           <w:kern w:val="0"/>
           <w14:ligatures w14:val="none"/>
         </w:rPr>
@@ -422,7 +396,7 @@
       </w:r>
       <w:r>
         <w:rPr>
-          <w:rFonts w:ascii="Times New Roman" w:eastAsia="Times New Roman" w:hAnsi="Times New Roman" w:cs="Times New Roman"/>
+          <w:rFonts w:eastAsia="Times New Roman" w:cs="Times New Roman"/>
           <w:b/>
           <w:bCs/>
           <w:kern w:val="0"/>
@@ -432,7 +406,7 @@
       </w:r>
       <w:r>
         <w:rPr>
-          <w:rFonts w:ascii="Times New Roman" w:eastAsia="Times New Roman" w:hAnsi="Times New Roman" w:cs="Times New Roman"/>
+          <w:rFonts w:eastAsia="Times New Roman" w:cs="Times New Roman"/>
           <w:kern w:val="0"/>
           <w14:ligatures w14:val="none"/>
         </w:rPr>
@@ -447,14 +421,14 @@
         </w:numPr>
         <w:spacing w:before="100" w:beforeAutospacing="1" w:after="100" w:afterAutospacing="1" w:line="240" w:lineRule="auto"/>
         <w:rPr>
-          <w:rFonts w:ascii="Times New Roman" w:eastAsia="Times New Roman" w:hAnsi="Times New Roman" w:cs="Times New Roman"/>
-          <w:kern w:val="0"/>
-          <w14:ligatures w14:val="none"/>
-        </w:rPr>
-      </w:pPr>
-      <w:r>
-        <w:rPr>
-          <w:rFonts w:ascii="Times New Roman" w:eastAsia="Times New Roman" w:hAnsi="Times New Roman" w:cs="Times New Roman"/>
+          <w:rFonts w:eastAsia="Times New Roman" w:cs="Times New Roman"/>
+          <w:kern w:val="0"/>
+          <w14:ligatures w14:val="none"/>
+        </w:rPr>
+      </w:pPr>
+      <w:r>
+        <w:rPr>
+          <w:rFonts w:eastAsia="Times New Roman" w:cs="Times New Roman"/>
           <w:kern w:val="0"/>
           <w14:ligatures w14:val="none"/>
         </w:rPr>
@@ -463,7 +437,7 @@
       <w:proofErr w:type="gramStart"/>
       <w:r>
         <w:rPr>
-          <w:rFonts w:ascii="Times New Roman" w:eastAsia="Times New Roman" w:hAnsi="Times New Roman" w:cs="Times New Roman"/>
+          <w:rFonts w:eastAsia="Times New Roman" w:cs="Times New Roman"/>
           <w:kern w:val="0"/>
           <w14:ligatures w14:val="none"/>
         </w:rPr>
@@ -472,7 +446,7 @@
       <w:proofErr w:type="gramEnd"/>
       <w:r>
         <w:rPr>
-          <w:rFonts w:ascii="Times New Roman" w:eastAsia="Times New Roman" w:hAnsi="Times New Roman" w:cs="Times New Roman"/>
+          <w:rFonts w:eastAsia="Times New Roman" w:cs="Times New Roman"/>
           <w:kern w:val="0"/>
           <w14:ligatures w14:val="none"/>
         </w:rPr>
@@ -480,7 +454,7 @@
       </w:r>
       <w:r>
         <w:rPr>
-          <w:rFonts w:ascii="Times New Roman" w:eastAsia="Times New Roman" w:hAnsi="Times New Roman" w:cs="Times New Roman"/>
+          <w:rFonts w:eastAsia="Times New Roman" w:cs="Times New Roman"/>
           <w:b/>
           <w:bCs/>
           <w:kern w:val="0"/>
@@ -491,7 +465,7 @@
       <w:proofErr w:type="gramStart"/>
       <w:r>
         <w:rPr>
-          <w:rFonts w:ascii="Times New Roman" w:eastAsia="Times New Roman" w:hAnsi="Times New Roman" w:cs="Times New Roman"/>
+          <w:rFonts w:eastAsia="Times New Roman" w:cs="Times New Roman"/>
           <w:b/>
           <w:bCs/>
           <w:kern w:val="0"/>
@@ -509,14 +483,14 @@
         </w:numPr>
         <w:spacing w:before="100" w:beforeAutospacing="1" w:after="100" w:afterAutospacing="1" w:line="240" w:lineRule="auto"/>
         <w:rPr>
-          <w:rFonts w:ascii="Times New Roman" w:eastAsia="Times New Roman" w:hAnsi="Times New Roman" w:cs="Times New Roman"/>
-          <w:kern w:val="0"/>
-          <w14:ligatures w14:val="none"/>
-        </w:rPr>
-      </w:pPr>
-      <w:r>
-        <w:rPr>
-          <w:rFonts w:ascii="Times New Roman" w:eastAsia="Times New Roman" w:hAnsi="Times New Roman" w:cs="Times New Roman"/>
+          <w:rFonts w:eastAsia="Times New Roman" w:cs="Times New Roman"/>
+          <w:kern w:val="0"/>
+          <w14:ligatures w14:val="none"/>
+        </w:rPr>
+      </w:pPr>
+      <w:r>
+        <w:rPr>
+          <w:rFonts w:eastAsia="Times New Roman" w:cs="Times New Roman"/>
           <w:b/>
           <w:bCs/>
           <w:kern w:val="0"/>
@@ -547,21 +521,17 @@
         </w:tabs>
         <w:spacing w:after="0" w:line="240" w:lineRule="auto"/>
         <w:rPr>
-          <w:rFonts w:ascii="var(--font-mono)" w:eastAsia="Times New Roman" w:hAnsi="var(--font-mono)" w:cs="Courier New"/>
+          <w:rFonts w:eastAsia="Times New Roman" w:cs="Courier New"/>
           <w:color w:val="14181F"/>
           <w:kern w:val="0"/>
-          <w:sz w:val="20"/>
-          <w:szCs w:val="20"/>
-          <w14:ligatures w14:val="none"/>
-        </w:rPr>
-      </w:pPr>
-      <w:r>
-        <w:rPr>
-          <w:rFonts w:ascii="var(--font-mono)" w:eastAsia="Times New Roman" w:hAnsi="var(--font-mono)" w:cs="Courier New"/>
+          <w14:ligatures w14:val="none"/>
+        </w:rPr>
+      </w:pPr>
+      <w:r>
+        <w:rPr>
+          <w:rFonts w:eastAsia="Times New Roman" w:cs="Courier New"/>
           <w:color w:val="14181F"/>
           <w:kern w:val="0"/>
-          <w:sz w:val="20"/>
-          <w:szCs w:val="20"/>
           <w14:ligatures w14:val="none"/>
         </w:rPr>
         <w:t xml:space="preserve">   </w:t>
@@ -569,11 +539,9 @@
       <w:proofErr w:type="spellStart"/>
       <w:r>
         <w:rPr>
-          <w:rFonts w:ascii="var(--font-mono)" w:eastAsia="Times New Roman" w:hAnsi="var(--font-mono)" w:cs="Courier New"/>
+          <w:rFonts w:eastAsia="Times New Roman" w:cs="Courier New"/>
           <w:color w:val="14181F"/>
           <w:kern w:val="0"/>
-          <w:sz w:val="20"/>
-          <w:szCs w:val="20"/>
           <w14:ligatures w14:val="none"/>
         </w:rPr>
         <w:t>npm</w:t>
@@ -581,11 +549,9 @@
       <w:proofErr w:type="spellEnd"/>
       <w:r>
         <w:rPr>
-          <w:rFonts w:ascii="var(--font-mono)" w:eastAsia="Times New Roman" w:hAnsi="var(--font-mono)" w:cs="Courier New"/>
+          <w:rFonts w:eastAsia="Times New Roman" w:cs="Courier New"/>
           <w:color w:val="14181F"/>
           <w:kern w:val="0"/>
-          <w:sz w:val="20"/>
-          <w:szCs w:val="20"/>
           <w14:ligatures w14:val="none"/>
         </w:rPr>
         <w:t xml:space="preserve"> run dev</w:t>
@@ -599,14 +565,14 @@
         </w:numPr>
         <w:spacing w:before="100" w:beforeAutospacing="1" w:after="100" w:afterAutospacing="1" w:line="240" w:lineRule="auto"/>
         <w:rPr>
-          <w:rFonts w:ascii="Times New Roman" w:eastAsia="Times New Roman" w:hAnsi="Times New Roman" w:cs="Times New Roman"/>
-          <w:kern w:val="0"/>
-          <w14:ligatures w14:val="none"/>
-        </w:rPr>
-      </w:pPr>
-      <w:r>
-        <w:rPr>
-          <w:rFonts w:ascii="Times New Roman" w:eastAsia="Times New Roman" w:hAnsi="Times New Roman" w:cs="Times New Roman"/>
+          <w:rFonts w:eastAsia="Times New Roman" w:cs="Times New Roman"/>
+          <w:kern w:val="0"/>
+          <w14:ligatures w14:val="none"/>
+        </w:rPr>
+      </w:pPr>
+      <w:r>
+        <w:rPr>
+          <w:rFonts w:eastAsia="Times New Roman" w:cs="Times New Roman"/>
           <w:b/>
           <w:bCs/>
           <w:kern w:val="0"/>
@@ -616,7 +582,7 @@
       </w:r>
       <w:r>
         <w:rPr>
-          <w:rFonts w:ascii="Times New Roman" w:eastAsia="Times New Roman" w:hAnsi="Times New Roman" w:cs="Times New Roman"/>
+          <w:rFonts w:eastAsia="Times New Roman" w:cs="Times New Roman"/>
           <w:kern w:val="0"/>
           <w14:ligatures w14:val="none"/>
         </w:rPr>
@@ -631,14 +597,14 @@
         </w:numPr>
         <w:spacing w:before="100" w:beforeAutospacing="1" w:after="100" w:afterAutospacing="1" w:line="240" w:lineRule="auto"/>
         <w:rPr>
-          <w:rFonts w:ascii="Times New Roman" w:eastAsia="Times New Roman" w:hAnsi="Times New Roman" w:cs="Times New Roman"/>
-          <w:kern w:val="0"/>
-          <w14:ligatures w14:val="none"/>
-        </w:rPr>
-      </w:pPr>
-      <w:r>
-        <w:rPr>
-          <w:rFonts w:ascii="Times New Roman" w:eastAsia="Times New Roman" w:hAnsi="Times New Roman" w:cs="Times New Roman"/>
+          <w:rFonts w:eastAsia="Times New Roman" w:cs="Times New Roman"/>
+          <w:kern w:val="0"/>
+          <w14:ligatures w14:val="none"/>
+        </w:rPr>
+      </w:pPr>
+      <w:r>
+        <w:rPr>
+          <w:rFonts w:eastAsia="Times New Roman" w:cs="Times New Roman"/>
           <w:kern w:val="0"/>
           <w14:ligatures w14:val="none"/>
         </w:rPr>
@@ -653,14 +619,14 @@
         </w:numPr>
         <w:spacing w:before="100" w:beforeAutospacing="1" w:after="100" w:afterAutospacing="1" w:line="240" w:lineRule="auto"/>
         <w:rPr>
-          <w:rFonts w:ascii="Times New Roman" w:eastAsia="Times New Roman" w:hAnsi="Times New Roman" w:cs="Times New Roman"/>
-          <w:kern w:val="0"/>
-          <w14:ligatures w14:val="none"/>
-        </w:rPr>
-      </w:pPr>
-      <w:r>
-        <w:rPr>
-          <w:rFonts w:ascii="Times New Roman" w:eastAsia="Times New Roman" w:hAnsi="Times New Roman" w:cs="Times New Roman"/>
+          <w:rFonts w:eastAsia="Times New Roman" w:cs="Times New Roman"/>
+          <w:kern w:val="0"/>
+          <w14:ligatures w14:val="none"/>
+        </w:rPr>
+      </w:pPr>
+      <w:r>
+        <w:rPr>
+          <w:rFonts w:eastAsia="Times New Roman" w:cs="Times New Roman"/>
           <w:kern w:val="0"/>
           <w14:ligatures w14:val="none"/>
         </w:rPr>
@@ -675,14 +641,14 @@
         </w:numPr>
         <w:spacing w:before="100" w:beforeAutospacing="1" w:after="100" w:afterAutospacing="1" w:line="240" w:lineRule="auto"/>
         <w:rPr>
-          <w:rFonts w:ascii="Times New Roman" w:eastAsia="Times New Roman" w:hAnsi="Times New Roman" w:cs="Times New Roman"/>
-          <w:kern w:val="0"/>
-          <w14:ligatures w14:val="none"/>
-        </w:rPr>
-      </w:pPr>
-      <w:r>
-        <w:rPr>
-          <w:rFonts w:ascii="Times New Roman" w:eastAsia="Times New Roman" w:hAnsi="Times New Roman" w:cs="Times New Roman"/>
+          <w:rFonts w:eastAsia="Times New Roman" w:cs="Times New Roman"/>
+          <w:kern w:val="0"/>
+          <w14:ligatures w14:val="none"/>
+        </w:rPr>
+      </w:pPr>
+      <w:r>
+        <w:rPr>
+          <w:rFonts w:eastAsia="Times New Roman" w:cs="Times New Roman"/>
           <w:kern w:val="0"/>
           <w14:ligatures w14:val="none"/>
         </w:rPr>
@@ -697,14 +663,14 @@
         </w:numPr>
         <w:spacing w:before="100" w:beforeAutospacing="1" w:after="100" w:afterAutospacing="1" w:line="240" w:lineRule="auto"/>
         <w:rPr>
-          <w:rFonts w:ascii="Times New Roman" w:eastAsia="Times New Roman" w:hAnsi="Times New Roman" w:cs="Times New Roman"/>
-          <w:kern w:val="0"/>
-          <w14:ligatures w14:val="none"/>
-        </w:rPr>
-      </w:pPr>
-      <w:r>
-        <w:rPr>
-          <w:rFonts w:ascii="Times New Roman" w:eastAsia="Times New Roman" w:hAnsi="Times New Roman" w:cs="Times New Roman"/>
+          <w:rFonts w:eastAsia="Times New Roman" w:cs="Times New Roman"/>
+          <w:kern w:val="0"/>
+          <w14:ligatures w14:val="none"/>
+        </w:rPr>
+      </w:pPr>
+      <w:r>
+        <w:rPr>
+          <w:rFonts w:eastAsia="Times New Roman" w:cs="Times New Roman"/>
           <w:kern w:val="0"/>
           <w14:ligatures w14:val="none"/>
         </w:rPr>
@@ -719,14 +685,14 @@
         </w:numPr>
         <w:spacing w:before="100" w:beforeAutospacing="1" w:after="100" w:afterAutospacing="1" w:line="240" w:lineRule="auto"/>
         <w:rPr>
-          <w:rFonts w:ascii="Times New Roman" w:eastAsia="Times New Roman" w:hAnsi="Times New Roman" w:cs="Times New Roman"/>
-          <w:kern w:val="0"/>
-          <w14:ligatures w14:val="none"/>
-        </w:rPr>
-      </w:pPr>
-      <w:r>
-        <w:rPr>
-          <w:rFonts w:ascii="Times New Roman" w:eastAsia="Times New Roman" w:hAnsi="Times New Roman" w:cs="Times New Roman"/>
+          <w:rFonts w:eastAsia="Times New Roman" w:cs="Times New Roman"/>
+          <w:kern w:val="0"/>
+          <w14:ligatures w14:val="none"/>
+        </w:rPr>
+      </w:pPr>
+      <w:r>
+        <w:rPr>
+          <w:rFonts w:eastAsia="Times New Roman" w:cs="Times New Roman"/>
           <w:b/>
           <w:bCs/>
           <w:kern w:val="0"/>
@@ -757,21 +723,17 @@
         </w:tabs>
         <w:spacing w:after="0" w:line="240" w:lineRule="auto"/>
         <w:rPr>
-          <w:rFonts w:ascii="var(--font-mono)" w:eastAsia="Times New Roman" w:hAnsi="var(--font-mono)" w:cs="Courier New"/>
+          <w:rFonts w:eastAsia="Times New Roman" w:cs="Courier New"/>
           <w:color w:val="14181F"/>
           <w:kern w:val="0"/>
-          <w:sz w:val="20"/>
-          <w:szCs w:val="20"/>
-          <w14:ligatures w14:val="none"/>
-        </w:rPr>
-      </w:pPr>
-      <w:r>
-        <w:rPr>
-          <w:rFonts w:ascii="var(--font-mono)" w:eastAsia="Times New Roman" w:hAnsi="var(--font-mono)" w:cs="Courier New"/>
+          <w14:ligatures w14:val="none"/>
+        </w:rPr>
+      </w:pPr>
+      <w:r>
+        <w:rPr>
+          <w:rFonts w:eastAsia="Times New Roman" w:cs="Courier New"/>
           <w:color w:val="14181F"/>
           <w:kern w:val="0"/>
-          <w:sz w:val="20"/>
-          <w:szCs w:val="20"/>
           <w14:ligatures w14:val="none"/>
         </w:rPr>
         <w:t xml:space="preserve">   git add -A</w:t>
@@ -799,21 +761,17 @@
         </w:tabs>
         <w:spacing w:after="0" w:line="240" w:lineRule="auto"/>
         <w:rPr>
-          <w:rFonts w:ascii="var(--font-mono)" w:eastAsia="Times New Roman" w:hAnsi="var(--font-mono)" w:cs="Courier New"/>
+          <w:rFonts w:eastAsia="Times New Roman" w:cs="Courier New"/>
           <w:color w:val="14181F"/>
           <w:kern w:val="0"/>
-          <w:sz w:val="20"/>
-          <w:szCs w:val="20"/>
-          <w14:ligatures w14:val="none"/>
-        </w:rPr>
-      </w:pPr>
-      <w:r>
-        <w:rPr>
-          <w:rFonts w:ascii="var(--font-mono)" w:eastAsia="Times New Roman" w:hAnsi="var(--font-mono)" w:cs="Courier New"/>
+          <w14:ligatures w14:val="none"/>
+        </w:rPr>
+      </w:pPr>
+      <w:r>
+        <w:rPr>
+          <w:rFonts w:eastAsia="Times New Roman" w:cs="Courier New"/>
           <w:color w:val="14181F"/>
           <w:kern w:val="0"/>
-          <w:sz w:val="20"/>
-          <w:szCs w:val="20"/>
           <w14:ligatures w14:val="none"/>
         </w:rPr>
         <w:t xml:space="preserve">   git commit -m "Rename site and simplify homepage"</w:t>
@@ -841,21 +799,17 @@
         </w:tabs>
         <w:spacing w:after="0" w:line="240" w:lineRule="auto"/>
         <w:rPr>
-          <w:rFonts w:ascii="var(--font-mono)" w:eastAsia="Times New Roman" w:hAnsi="var(--font-mono)" w:cs="Courier New"/>
+          <w:rFonts w:eastAsia="Times New Roman" w:cs="Courier New"/>
           <w:color w:val="14181F"/>
           <w:kern w:val="0"/>
-          <w:sz w:val="20"/>
-          <w:szCs w:val="20"/>
-          <w14:ligatures w14:val="none"/>
-        </w:rPr>
-      </w:pPr>
-      <w:r>
-        <w:rPr>
-          <w:rFonts w:ascii="var(--font-mono)" w:eastAsia="Times New Roman" w:hAnsi="var(--font-mono)" w:cs="Courier New"/>
+          <w14:ligatures w14:val="none"/>
+        </w:rPr>
+      </w:pPr>
+      <w:r>
+        <w:rPr>
+          <w:rFonts w:eastAsia="Times New Roman" w:cs="Courier New"/>
           <w:color w:val="14181F"/>
           <w:kern w:val="0"/>
-          <w:sz w:val="20"/>
-          <w:szCs w:val="20"/>
           <w14:ligatures w14:val="none"/>
         </w:rPr>
         <w:t xml:space="preserve">   git push origin main</w:t>
@@ -869,14 +823,14 @@
         </w:numPr>
         <w:spacing w:before="100" w:beforeAutospacing="1" w:after="100" w:afterAutospacing="1" w:line="240" w:lineRule="auto"/>
         <w:rPr>
-          <w:rFonts w:ascii="Times New Roman" w:eastAsia="Times New Roman" w:hAnsi="Times New Roman" w:cs="Times New Roman"/>
-          <w:kern w:val="0"/>
-          <w14:ligatures w14:val="none"/>
-        </w:rPr>
-      </w:pPr>
-      <w:r>
-        <w:rPr>
-          <w:rFonts w:ascii="Times New Roman" w:eastAsia="Times New Roman" w:hAnsi="Times New Roman" w:cs="Times New Roman"/>
+          <w:rFonts w:eastAsia="Times New Roman" w:cs="Times New Roman"/>
+          <w:kern w:val="0"/>
+          <w14:ligatures w14:val="none"/>
+        </w:rPr>
+      </w:pPr>
+      <w:r>
+        <w:rPr>
+          <w:rFonts w:eastAsia="Times New Roman" w:cs="Times New Roman"/>
           <w:b/>
           <w:bCs/>
           <w:kern w:val="0"/>
@@ -886,7 +840,7 @@
       </w:r>
       <w:r>
         <w:rPr>
-          <w:rFonts w:ascii="Times New Roman" w:eastAsia="Times New Roman" w:hAnsi="Times New Roman" w:cs="Times New Roman"/>
+          <w:rFonts w:eastAsia="Times New Roman" w:cs="Times New Roman"/>
           <w:kern w:val="0"/>
           <w14:ligatures w14:val="none"/>
         </w:rPr>
@@ -897,14 +851,14 @@
       <w:pPr>
         <w:spacing w:before="100" w:beforeAutospacing="1" w:after="100" w:afterAutospacing="1" w:line="240" w:lineRule="auto"/>
         <w:rPr>
-          <w:rFonts w:ascii="Times New Roman" w:eastAsia="Times New Roman" w:hAnsi="Times New Roman" w:cs="Times New Roman"/>
-          <w:kern w:val="0"/>
-          <w14:ligatures w14:val="none"/>
-        </w:rPr>
-      </w:pPr>
-      <w:r>
-        <w:rPr>
-          <w:rFonts w:ascii="Times New Roman" w:eastAsia="Times New Roman" w:hAnsi="Times New Roman" w:cs="Times New Roman"/>
+          <w:rFonts w:eastAsia="Times New Roman" w:cs="Times New Roman"/>
+          <w:kern w:val="0"/>
+          <w14:ligatures w14:val="none"/>
+        </w:rPr>
+      </w:pPr>
+      <w:r>
+        <w:rPr>
+          <w:rFonts w:eastAsia="Times New Roman" w:cs="Times New Roman"/>
           <w:kern w:val="0"/>
           <w14:ligatures w14:val="none"/>
         </w:rPr>
@@ -915,14 +869,14 @@
       <w:pPr>
         <w:spacing w:after="0" w:line="240" w:lineRule="auto"/>
         <w:rPr>
-          <w:rFonts w:ascii="Times New Roman" w:eastAsia="Times New Roman" w:hAnsi="Times New Roman" w:cs="Times New Roman"/>
-          <w:kern w:val="0"/>
-          <w14:ligatures w14:val="none"/>
-        </w:rPr>
-      </w:pPr>
-      <w:r>
-        <w:rPr>
-          <w:rFonts w:ascii="Times New Roman" w:eastAsia="Times New Roman" w:hAnsi="Times New Roman" w:cs="Times New Roman"/>
+          <w:rFonts w:eastAsia="Times New Roman" w:cs="Times New Roman"/>
+          <w:kern w:val="0"/>
+          <w14:ligatures w14:val="none"/>
+        </w:rPr>
+      </w:pPr>
+      <w:r>
+        <w:rPr>
+          <w:rFonts w:eastAsia="Times New Roman" w:cs="Times New Roman"/>
           <w:kern w:val="0"/>
           <w14:ligatures w14:val="none"/>
         </w:rPr>
@@ -933,14 +887,14 @@
       <w:pPr>
         <w:spacing w:after="0" w:line="240" w:lineRule="auto"/>
         <w:rPr>
-          <w:rFonts w:ascii="Times New Roman" w:eastAsia="Times New Roman" w:hAnsi="Times New Roman" w:cs="Times New Roman"/>
-          <w:kern w:val="0"/>
-          <w14:ligatures w14:val="none"/>
-        </w:rPr>
-      </w:pPr>
-      <w:r>
-        <w:rPr>
-          <w:rFonts w:ascii="Times New Roman" w:eastAsia="Times New Roman" w:hAnsi="Times New Roman" w:cs="Times New Roman"/>
+          <w:rFonts w:eastAsia="Times New Roman" w:cs="Times New Roman"/>
+          <w:kern w:val="0"/>
+          <w14:ligatures w14:val="none"/>
+        </w:rPr>
+      </w:pPr>
+      <w:r>
+        <w:rPr>
+          <w:rFonts w:eastAsia="Times New Roman" w:cs="Times New Roman"/>
           <w:kern w:val="0"/>
           <w14:ligatures w14:val="none"/>
         </w:rPr>
@@ -951,14 +905,14 @@
       <w:pPr>
         <w:spacing w:after="0" w:line="240" w:lineRule="auto"/>
         <w:rPr>
-          <w:rFonts w:ascii="Times New Roman" w:eastAsia="Times New Roman" w:hAnsi="Times New Roman" w:cs="Times New Roman"/>
-          <w:kern w:val="0"/>
-          <w14:ligatures w14:val="none"/>
-        </w:rPr>
-      </w:pPr>
-      <w:r>
-        <w:rPr>
-          <w:rFonts w:ascii="Times New Roman" w:eastAsia="Times New Roman" w:hAnsi="Times New Roman" w:cs="Times New Roman"/>
+          <w:rFonts w:eastAsia="Times New Roman" w:cs="Times New Roman"/>
+          <w:kern w:val="0"/>
+          <w14:ligatures w14:val="none"/>
+        </w:rPr>
+      </w:pPr>
+      <w:r>
+        <w:rPr>
+          <w:rFonts w:eastAsia="Times New Roman" w:cs="Times New Roman"/>
           <w:noProof/>
           <w:kern w:val="0"/>
           <w14:ligatures w14:val="none"/>
@@ -1014,7 +968,7 @@
       </w:r>
       <w:r>
         <w:rPr>
-          <w:rFonts w:ascii="Times New Roman" w:eastAsia="Times New Roman" w:hAnsi="Times New Roman" w:cs="Times New Roman"/>
+          <w:rFonts w:eastAsia="Times New Roman" w:cs="Times New Roman"/>
           <w:kern w:val="0"/>
           <w14:ligatures w14:val="none"/>
         </w:rPr>
@@ -1025,7 +979,7 @@
       <w:pPr>
         <w:spacing w:before="100" w:beforeAutospacing="1" w:after="100" w:afterAutospacing="1" w:line="240" w:lineRule="auto"/>
         <w:rPr>
-          <w:rFonts w:ascii="Times New Roman" w:eastAsia="Times New Roman" w:hAnsi="Times New Roman" w:cs="Times New Roman"/>
+          <w:rFonts w:eastAsia="Times New Roman" w:cs="Times New Roman"/>
           <w:kern w:val="0"/>
           <w14:ligatures w14:val="none"/>
         </w:rPr>
@@ -1035,36 +989,35 @@
       <w:pPr>
         <w:spacing w:before="100" w:beforeAutospacing="1" w:after="100" w:afterAutospacing="1" w:line="240" w:lineRule="auto"/>
         <w:rPr>
-          <w:rFonts w:ascii="Times New Roman" w:eastAsia="Times New Roman" w:hAnsi="Times New Roman" w:cs="Times New Roman"/>
-          <w:kern w:val="0"/>
-          <w14:ligatures w14:val="none"/>
-        </w:rPr>
-      </w:pPr>
-    </w:p>
-    <w:p>
-      <w:pPr>
-        <w:rPr>
-          <w:rFonts w:ascii="Times New Roman" w:eastAsia="Times New Roman" w:hAnsi="Times New Roman" w:cs="Times New Roman"/>
-          <w:kern w:val="0"/>
-          <w14:ligatures w14:val="none"/>
-        </w:rPr>
-      </w:pPr>
-      <w:r>
-        <w:rPr>
-          <w:rFonts w:ascii="Times New Roman" w:eastAsia="Times New Roman" w:hAnsi="Times New Roman" w:cs="Times New Roman"/>
+          <w:rFonts w:eastAsia="Times New Roman" w:cs="Times New Roman"/>
+          <w:kern w:val="0"/>
+          <w14:ligatures w14:val="none"/>
+        </w:rPr>
+      </w:pPr>
+    </w:p>
+    <w:p>
+      <w:pPr>
+        <w:rPr>
+          <w:rFonts w:eastAsia="Times New Roman" w:cs="Times New Roman"/>
+          <w:kern w:val="0"/>
+          <w14:ligatures w14:val="none"/>
+        </w:rPr>
+      </w:pPr>
+      <w:r>
+        <w:rPr>
+          <w:rFonts w:eastAsia="Times New Roman" w:cs="Times New Roman"/>
           <w:b/>
           <w:bCs/>
           <w:kern w:val="0"/>
           <w:u w:val="single"/>
           <w14:ligatures w14:val="none"/>
         </w:rPr>
-        <w:lastRenderedPageBreak/>
         <w:t xml:space="preserve">Commit to </w:t>
       </w:r>
       <w:proofErr w:type="spellStart"/>
       <w:r>
         <w:rPr>
-          <w:rFonts w:ascii="Times New Roman" w:eastAsia="Times New Roman" w:hAnsi="Times New Roman" w:cs="Times New Roman"/>
+          <w:rFonts w:eastAsia="Times New Roman" w:cs="Times New Roman"/>
           <w:b/>
           <w:bCs/>
           <w:kern w:val="0"/>
@@ -1078,336 +1031,388 @@
     <w:p>
       <w:pPr>
         <w:rPr>
-          <w:rFonts w:ascii="Times New Roman" w:eastAsia="Times New Roman" w:hAnsi="Times New Roman" w:cs="Times New Roman"/>
-          <w:kern w:val="0"/>
-          <w14:ligatures w14:val="none"/>
-        </w:rPr>
-      </w:pPr>
-    </w:p>
-    <w:p>
-      <w:pPr>
-        <w:rPr>
-          <w:rFonts w:ascii="Times New Roman" w:eastAsia="Times New Roman" w:hAnsi="Times New Roman" w:cs="Times New Roman"/>
-          <w:kern w:val="0"/>
-          <w14:ligatures w14:val="none"/>
-        </w:rPr>
-      </w:pPr>
-      <w:r>
-        <w:rPr>
-          <w:rFonts w:ascii="Times New Roman" w:eastAsia="Times New Roman" w:hAnsi="Times New Roman" w:cs="Times New Roman"/>
-          <w:kern w:val="0"/>
-          <w14:ligatures w14:val="none"/>
-        </w:rPr>
-        <w:t>From your terminal (Git Bash or Command Prompt), inside the repo folder:</w:t>
-      </w:r>
-    </w:p>
-    <w:p>
-      <w:pPr>
-        <w:rPr>
-          <w:rFonts w:ascii="Times New Roman" w:eastAsia="Times New Roman" w:hAnsi="Times New Roman" w:cs="Times New Roman"/>
-          <w:kern w:val="0"/>
-          <w14:ligatures w14:val="none"/>
-        </w:rPr>
-      </w:pPr>
-      <w:r>
-        <w:rPr>
-          <w:rFonts w:ascii="Times New Roman" w:eastAsia="Times New Roman" w:hAnsi="Times New Roman" w:cs="Times New Roman"/>
-          <w:kern w:val="0"/>
-          <w14:ligatures w14:val="none"/>
-        </w:rPr>
-        <w:t>cd "C:\Users\Tim Thomasson\Interactive-Pet-Marketplace"</w:t>
-      </w:r>
-    </w:p>
-    <w:p>
-      <w:pPr>
-        <w:rPr>
-          <w:rFonts w:ascii="Times New Roman" w:eastAsia="Times New Roman" w:hAnsi="Times New Roman" w:cs="Times New Roman"/>
-          <w:kern w:val="0"/>
-          <w14:ligatures w14:val="none"/>
-        </w:rPr>
-      </w:pPr>
-      <w:r>
-        <w:rPr>
-          <w:rFonts w:ascii="Times New Roman" w:eastAsia="Times New Roman" w:hAnsi="Times New Roman" w:cs="Times New Roman"/>
-          <w:kern w:val="0"/>
-          <w14:ligatures w14:val="none"/>
-        </w:rPr>
-        <w:t>Then three commands, one at a time:</w:t>
-      </w:r>
-    </w:p>
-    <w:p>
-      <w:pPr>
-        <w:rPr>
-          <w:rFonts w:ascii="Times New Roman" w:eastAsia="Times New Roman" w:hAnsi="Times New Roman" w:cs="Times New Roman"/>
-          <w:kern w:val="0"/>
-          <w14:ligatures w14:val="none"/>
-        </w:rPr>
-      </w:pPr>
-      <w:r>
-        <w:rPr>
-          <w:rFonts w:ascii="Times New Roman" w:eastAsia="Times New Roman" w:hAnsi="Times New Roman" w:cs="Times New Roman"/>
+          <w:rFonts w:eastAsia="Times New Roman" w:cs="Times New Roman"/>
           <w:b/>
           <w:bCs/>
           <w:kern w:val="0"/>
           <w14:ligatures w14:val="none"/>
         </w:rPr>
-        <w:t>1. Stage all your changes:</w:t>
-      </w:r>
-    </w:p>
-    <w:p>
-      <w:pPr>
-        <w:rPr>
-          <w:rFonts w:ascii="Times New Roman" w:eastAsia="Times New Roman" w:hAnsi="Times New Roman" w:cs="Times New Roman"/>
-          <w:kern w:val="0"/>
-          <w14:ligatures w14:val="none"/>
-        </w:rPr>
-      </w:pPr>
-      <w:r>
-        <w:rPr>
-          <w:rFonts w:ascii="Times New Roman" w:eastAsia="Times New Roman" w:hAnsi="Times New Roman" w:cs="Times New Roman"/>
-          <w:kern w:val="0"/>
-          <w14:ligatures w14:val="none"/>
-        </w:rPr>
-        <w:t>git add -A</w:t>
-      </w:r>
-    </w:p>
-    <w:p>
-      <w:pPr>
-        <w:rPr>
-          <w:rFonts w:ascii="Times New Roman" w:eastAsia="Times New Roman" w:hAnsi="Times New Roman" w:cs="Times New Roman"/>
-          <w:kern w:val="0"/>
-          <w14:ligatures w14:val="none"/>
-        </w:rPr>
-      </w:pPr>
-      <w:r>
-        <w:rPr>
-          <w:rFonts w:ascii="Times New Roman" w:eastAsia="Times New Roman" w:hAnsi="Times New Roman" w:cs="Times New Roman"/>
-          <w:kern w:val="0"/>
-          <w14:ligatures w14:val="none"/>
-        </w:rPr>
-        <w:t xml:space="preserve">This tells </w:t>
-      </w:r>
-      <w:proofErr w:type="gramStart"/>
-      <w:r>
-        <w:rPr>
-          <w:rFonts w:ascii="Times New Roman" w:eastAsia="Times New Roman" w:hAnsi="Times New Roman" w:cs="Times New Roman"/>
-          <w:kern w:val="0"/>
-          <w14:ligatures w14:val="none"/>
-        </w:rPr>
-        <w:t>Git</w:t>
-      </w:r>
-      <w:proofErr w:type="gramEnd"/>
-      <w:r>
-        <w:rPr>
-          <w:rFonts w:ascii="Times New Roman" w:eastAsia="Times New Roman" w:hAnsi="Times New Roman" w:cs="Times New Roman"/>
-          <w:kern w:val="0"/>
-          <w14:ligatures w14:val="none"/>
-        </w:rPr>
-        <w:t xml:space="preserve"> "include everything that's new, modified, or deleted." Silent if it works.</w:t>
-      </w:r>
-    </w:p>
-    <w:p>
-      <w:pPr>
-        <w:rPr>
-          <w:rFonts w:ascii="Times New Roman" w:eastAsia="Times New Roman" w:hAnsi="Times New Roman" w:cs="Times New Roman"/>
-          <w:kern w:val="0"/>
-          <w14:ligatures w14:val="none"/>
-        </w:rPr>
-      </w:pPr>
-      <w:r>
-        <w:rPr>
-          <w:rFonts w:ascii="Times New Roman" w:eastAsia="Times New Roman" w:hAnsi="Times New Roman" w:cs="Times New Roman"/>
+      </w:pPr>
+      <w:r>
+        <w:rPr>
+          <w:rFonts w:eastAsia="Times New Roman" w:cs="Times New Roman"/>
           <w:b/>
           <w:bCs/>
           <w:kern w:val="0"/>
           <w14:ligatures w14:val="none"/>
         </w:rPr>
-        <w:t xml:space="preserve">2. </w:t>
-      </w:r>
-      <w:proofErr w:type="gramStart"/>
-      <w:r>
-        <w:rPr>
-          <w:rFonts w:ascii="Times New Roman" w:eastAsia="Times New Roman" w:hAnsi="Times New Roman" w:cs="Times New Roman"/>
+        <w:t xml:space="preserve">In </w:t>
+      </w:r>
+      <w:r>
+        <w:rPr>
+          <w:rFonts w:eastAsia="Times New Roman" w:cs="Times New Roman"/>
           <w:b/>
           <w:bCs/>
           <w:kern w:val="0"/>
           <w14:ligatures w14:val="none"/>
         </w:rPr>
-        <w:t>Commit with</w:t>
-      </w:r>
-      <w:proofErr w:type="gramEnd"/>
-      <w:r>
-        <w:rPr>
-          <w:rFonts w:ascii="Times New Roman" w:eastAsia="Times New Roman" w:hAnsi="Times New Roman" w:cs="Times New Roman"/>
+        <w:t>C:\Users\Tim Thomasson\Interactive-Pet-Marketplace"</w:t>
+      </w:r>
+      <w:r>
+        <w:rPr>
+          <w:rFonts w:eastAsia="Times New Roman" w:cs="Times New Roman"/>
           <w:b/>
           <w:bCs/>
           <w:kern w:val="0"/>
           <w14:ligatures w14:val="none"/>
         </w:rPr>
-        <w:t xml:space="preserve"> a message:</w:t>
-      </w:r>
-    </w:p>
-    <w:p>
-      <w:pPr>
-        <w:rPr>
-          <w:rFonts w:ascii="Times New Roman" w:eastAsia="Times New Roman" w:hAnsi="Times New Roman" w:cs="Times New Roman"/>
-          <w:kern w:val="0"/>
-          <w14:ligatures w14:val="none"/>
-        </w:rPr>
-      </w:pPr>
-      <w:r>
-        <w:rPr>
-          <w:rFonts w:ascii="Times New Roman" w:eastAsia="Times New Roman" w:hAnsi="Times New Roman" w:cs="Times New Roman"/>
-          <w:kern w:val="0"/>
-          <w14:ligatures w14:val="none"/>
-        </w:rPr>
-        <w:t>git commit -m "Warm golden redesign and 5 real products"</w:t>
-      </w:r>
-    </w:p>
-    <w:p>
-      <w:pPr>
-        <w:rPr>
-          <w:rFonts w:ascii="Times New Roman" w:eastAsia="Times New Roman" w:hAnsi="Times New Roman" w:cs="Times New Roman"/>
-          <w:kern w:val="0"/>
-          <w14:ligatures w14:val="none"/>
-        </w:rPr>
-      </w:pPr>
-      <w:r>
-        <w:rPr>
-          <w:rFonts w:ascii="Times New Roman" w:eastAsia="Times New Roman" w:hAnsi="Times New Roman" w:cs="Times New Roman"/>
-          <w:kern w:val="0"/>
-          <w14:ligatures w14:val="none"/>
-        </w:rPr>
-        <w:t>You'll see output listing the files and the commit hash.</w:t>
-      </w:r>
-    </w:p>
-    <w:p>
-      <w:pPr>
-        <w:rPr>
-          <w:rFonts w:ascii="Times New Roman" w:eastAsia="Times New Roman" w:hAnsi="Times New Roman" w:cs="Times New Roman"/>
-          <w:kern w:val="0"/>
-          <w14:ligatures w14:val="none"/>
-        </w:rPr>
-      </w:pPr>
-      <w:r>
-        <w:rPr>
-          <w:rFonts w:ascii="Times New Roman" w:eastAsia="Times New Roman" w:hAnsi="Times New Roman" w:cs="Times New Roman"/>
+        <w:t xml:space="preserve"> type “commit”.</w:t>
+      </w:r>
+    </w:p>
+    <w:p>
+      <w:pPr>
+        <w:rPr>
+          <w:rFonts w:eastAsia="Times New Roman" w:cs="Times New Roman"/>
           <w:b/>
           <w:bCs/>
           <w:kern w:val="0"/>
           <w14:ligatures w14:val="none"/>
         </w:rPr>
-        <w:t>3. Push to GitHub:</w:t>
-      </w:r>
-    </w:p>
-    <w:p>
-      <w:pPr>
-        <w:rPr>
-          <w:rFonts w:ascii="Times New Roman" w:eastAsia="Times New Roman" w:hAnsi="Times New Roman" w:cs="Times New Roman"/>
-          <w:kern w:val="0"/>
-          <w14:ligatures w14:val="none"/>
-        </w:rPr>
-      </w:pPr>
-      <w:r>
-        <w:rPr>
-          <w:rFonts w:ascii="Times New Roman" w:eastAsia="Times New Roman" w:hAnsi="Times New Roman" w:cs="Times New Roman"/>
-          <w:kern w:val="0"/>
-          <w14:ligatures w14:val="none"/>
-        </w:rPr>
-        <w:t>git push origin main</w:t>
-      </w:r>
-    </w:p>
-    <w:p>
-      <w:pPr>
-        <w:rPr>
-          <w:rFonts w:ascii="Times New Roman" w:eastAsia="Times New Roman" w:hAnsi="Times New Roman" w:cs="Times New Roman"/>
-          <w:kern w:val="0"/>
-          <w14:ligatures w14:val="none"/>
-        </w:rPr>
-      </w:pPr>
-      <w:r>
-        <w:rPr>
-          <w:rFonts w:ascii="Times New Roman" w:eastAsia="Times New Roman" w:hAnsi="Times New Roman" w:cs="Times New Roman"/>
-          <w:kern w:val="0"/>
-          <w14:ligatures w14:val="none"/>
-        </w:rPr>
-        <w:t>This sends your local commits up to GitHub. You might get a browser prompt to sign in — approve it.</w:t>
-      </w:r>
-    </w:p>
-    <w:p>
-      <w:pPr>
-        <w:rPr>
-          <w:rFonts w:ascii="Times New Roman" w:eastAsia="Times New Roman" w:hAnsi="Times New Roman" w:cs="Times New Roman"/>
-          <w:kern w:val="0"/>
-          <w14:ligatures w14:val="none"/>
-        </w:rPr>
-      </w:pPr>
-      <w:r>
-        <w:rPr>
-          <w:rFonts w:ascii="Times New Roman" w:eastAsia="Times New Roman" w:hAnsi="Times New Roman" w:cs="Times New Roman"/>
+      </w:pPr>
+    </w:p>
+    <w:p>
+      <w:pPr>
+        <w:rPr>
+          <w:rFonts w:eastAsia="Times New Roman" w:cs="Times New Roman"/>
+          <w:kern w:val="0"/>
+          <w14:ligatures w14:val="none"/>
+        </w:rPr>
+      </w:pPr>
+    </w:p>
+    <w:p>
+      <w:pPr>
+        <w:rPr>
+          <w:rFonts w:eastAsia="Times New Roman" w:cs="Times New Roman"/>
+          <w:kern w:val="0"/>
+          <w14:ligatures w14:val="none"/>
+        </w:rPr>
+      </w:pPr>
+      <w:r>
+        <w:rPr>
+          <w:rFonts w:eastAsia="Times New Roman" w:cs="Times New Roman"/>
+          <w:kern w:val="0"/>
+          <w14:ligatures w14:val="none"/>
+        </w:rPr>
+        <w:t>From your terminal (Git Bash or Command Prompt), inside the repo folder:</w:t>
+      </w:r>
+    </w:p>
+    <w:p>
+      <w:pPr>
+        <w:rPr>
+          <w:rFonts w:eastAsia="Times New Roman" w:cs="Times New Roman"/>
+          <w:kern w:val="0"/>
+          <w14:ligatures w14:val="none"/>
+        </w:rPr>
+      </w:pPr>
+      <w:r>
+        <w:rPr>
+          <w:rFonts w:eastAsia="Times New Roman" w:cs="Times New Roman"/>
+          <w:kern w:val="0"/>
+          <w14:ligatures w14:val="none"/>
+        </w:rPr>
+        <w:t>cd "C:\Users\Tim Thomasson\Interactive-Pet-Marketplace"</w:t>
+      </w:r>
+    </w:p>
+    <w:p>
+      <w:pPr>
+        <w:rPr>
+          <w:rFonts w:eastAsia="Times New Roman" w:cs="Times New Roman"/>
+          <w:kern w:val="0"/>
+          <w14:ligatures w14:val="none"/>
+        </w:rPr>
+      </w:pPr>
+      <w:r>
+        <w:rPr>
+          <w:rFonts w:eastAsia="Times New Roman" w:cs="Times New Roman"/>
+          <w:kern w:val="0"/>
+          <w14:ligatures w14:val="none"/>
+        </w:rPr>
+        <w:t>Then three commands, one at a time:</w:t>
+      </w:r>
+    </w:p>
+    <w:p>
+      <w:pPr>
+        <w:rPr>
+          <w:rFonts w:eastAsia="Times New Roman" w:cs="Times New Roman"/>
+          <w:kern w:val="0"/>
+          <w14:ligatures w14:val="none"/>
+        </w:rPr>
+      </w:pPr>
+      <w:r>
+        <w:rPr>
+          <w:rFonts w:eastAsia="Times New Roman" w:cs="Times New Roman"/>
           <w:b/>
           <w:bCs/>
           <w:kern w:val="0"/>
           <w14:ligatures w14:val="none"/>
         </w:rPr>
-        <w:t>To check what's about to be committed before you commit:</w:t>
-      </w:r>
-    </w:p>
-    <w:p>
-      <w:pPr>
-        <w:rPr>
-          <w:rFonts w:ascii="Times New Roman" w:eastAsia="Times New Roman" w:hAnsi="Times New Roman" w:cs="Times New Roman"/>
-          <w:kern w:val="0"/>
-          <w14:ligatures w14:val="none"/>
-        </w:rPr>
-      </w:pPr>
-      <w:r>
-        <w:rPr>
-          <w:rFonts w:ascii="Times New Roman" w:eastAsia="Times New Roman" w:hAnsi="Times New Roman" w:cs="Times New Roman"/>
-          <w:kern w:val="0"/>
-          <w14:ligatures w14:val="none"/>
-        </w:rPr>
-        <w:t>git status</w:t>
-      </w:r>
-    </w:p>
-    <w:p>
-      <w:pPr>
-        <w:rPr>
-          <w:rFonts w:ascii="Times New Roman" w:eastAsia="Times New Roman" w:hAnsi="Times New Roman" w:cs="Times New Roman"/>
-          <w:kern w:val="0"/>
-          <w14:ligatures w14:val="none"/>
-        </w:rPr>
-      </w:pPr>
-      <w:r>
-        <w:rPr>
-          <w:rFonts w:ascii="Times New Roman" w:eastAsia="Times New Roman" w:hAnsi="Times New Roman" w:cs="Times New Roman"/>
-          <w:kern w:val="0"/>
-          <w14:ligatures w14:val="none"/>
-        </w:rPr>
-        <w:t>Shows modified/new files in red (not staged) or green (staged).</w:t>
-      </w:r>
-    </w:p>
-    <w:p>
-      <w:pPr>
-        <w:rPr>
-          <w:rFonts w:ascii="Times New Roman" w:eastAsia="Times New Roman" w:hAnsi="Times New Roman" w:cs="Times New Roman"/>
-          <w:kern w:val="0"/>
-          <w14:ligatures w14:val="none"/>
-        </w:rPr>
-      </w:pPr>
-      <w:r>
-        <w:rPr>
-          <w:rFonts w:ascii="Times New Roman" w:eastAsia="Times New Roman" w:hAnsi="Times New Roman" w:cs="Times New Roman"/>
+        <w:t>1. Stage all your changes:</w:t>
+      </w:r>
+    </w:p>
+    <w:p>
+      <w:pPr>
+        <w:rPr>
+          <w:rFonts w:eastAsia="Times New Roman" w:cs="Times New Roman"/>
+          <w:kern w:val="0"/>
+          <w14:ligatures w14:val="none"/>
+        </w:rPr>
+      </w:pPr>
+      <w:r>
+        <w:rPr>
+          <w:rFonts w:eastAsia="Times New Roman" w:cs="Times New Roman"/>
+          <w:kern w:val="0"/>
+          <w14:ligatures w14:val="none"/>
+        </w:rPr>
+        <w:t>git add -A</w:t>
+      </w:r>
+    </w:p>
+    <w:p>
+      <w:pPr>
+        <w:rPr>
+          <w:rFonts w:eastAsia="Times New Roman" w:cs="Times New Roman"/>
+          <w:kern w:val="0"/>
+          <w14:ligatures w14:val="none"/>
+        </w:rPr>
+      </w:pPr>
+      <w:r>
+        <w:rPr>
+          <w:rFonts w:eastAsia="Times New Roman" w:cs="Times New Roman"/>
+          <w:kern w:val="0"/>
+          <w14:ligatures w14:val="none"/>
+        </w:rPr>
+        <w:t xml:space="preserve">This tells </w:t>
+      </w:r>
+      <w:proofErr w:type="gramStart"/>
+      <w:r>
+        <w:rPr>
+          <w:rFonts w:eastAsia="Times New Roman" w:cs="Times New Roman"/>
+          <w:kern w:val="0"/>
+          <w14:ligatures w14:val="none"/>
+        </w:rPr>
+        <w:t>Git</w:t>
+      </w:r>
+      <w:proofErr w:type="gramEnd"/>
+      <w:r>
+        <w:rPr>
+          <w:rFonts w:eastAsia="Times New Roman" w:cs="Times New Roman"/>
+          <w:kern w:val="0"/>
+          <w14:ligatures w14:val="none"/>
+        </w:rPr>
+        <w:t xml:space="preserve"> "include everything that's new, modified, or deleted." Silent if it works.</w:t>
+      </w:r>
+    </w:p>
+    <w:p>
+      <w:pPr>
+        <w:rPr>
+          <w:rFonts w:eastAsia="Times New Roman" w:cs="Times New Roman"/>
+          <w:kern w:val="0"/>
+          <w14:ligatures w14:val="none"/>
+        </w:rPr>
+      </w:pPr>
+      <w:r>
+        <w:rPr>
+          <w:rFonts w:eastAsia="Times New Roman" w:cs="Times New Roman"/>
           <w:b/>
           <w:bCs/>
           <w:kern w:val="0"/>
           <w14:ligatures w14:val="none"/>
         </w:rPr>
+        <w:t xml:space="preserve">2. </w:t>
+      </w:r>
+      <w:proofErr w:type="gramStart"/>
+      <w:r>
+        <w:rPr>
+          <w:rFonts w:eastAsia="Times New Roman" w:cs="Times New Roman"/>
+          <w:b/>
+          <w:bCs/>
+          <w:kern w:val="0"/>
+          <w14:ligatures w14:val="none"/>
+        </w:rPr>
+        <w:t>Commit with</w:t>
+      </w:r>
+      <w:proofErr w:type="gramEnd"/>
+      <w:r>
+        <w:rPr>
+          <w:rFonts w:eastAsia="Times New Roman" w:cs="Times New Roman"/>
+          <w:b/>
+          <w:bCs/>
+          <w:kern w:val="0"/>
+          <w14:ligatures w14:val="none"/>
+        </w:rPr>
+        <w:t xml:space="preserve"> a message:</w:t>
+      </w:r>
+    </w:p>
+    <w:p>
+      <w:pPr>
+        <w:rPr>
+          <w:rFonts w:eastAsia="Times New Roman" w:cs="Times New Roman"/>
+          <w:kern w:val="0"/>
+          <w14:ligatures w14:val="none"/>
+        </w:rPr>
+      </w:pPr>
+      <w:r>
+        <w:rPr>
+          <w:rFonts w:eastAsia="Times New Roman" w:cs="Times New Roman"/>
+          <w:kern w:val="0"/>
+          <w14:ligatures w14:val="none"/>
+        </w:rPr>
+        <w:t>git commit -m "Warm golden redesign and 5 real products"</w:t>
+      </w:r>
+    </w:p>
+    <w:p>
+      <w:pPr>
+        <w:rPr>
+          <w:rFonts w:eastAsia="Times New Roman" w:cs="Times New Roman"/>
+          <w:kern w:val="0"/>
+          <w14:ligatures w14:val="none"/>
+        </w:rPr>
+      </w:pPr>
+      <w:r>
+        <w:rPr>
+          <w:rFonts w:eastAsia="Times New Roman" w:cs="Times New Roman"/>
+          <w:kern w:val="0"/>
+          <w14:ligatures w14:val="none"/>
+        </w:rPr>
+        <w:t>You'll see output listing the files and the commit hash.</w:t>
+      </w:r>
+    </w:p>
+    <w:p>
+      <w:pPr>
+        <w:rPr>
+          <w:rFonts w:eastAsia="Times New Roman" w:cs="Times New Roman"/>
+          <w:kern w:val="0"/>
+          <w14:ligatures w14:val="none"/>
+        </w:rPr>
+      </w:pPr>
+      <w:r>
+        <w:rPr>
+          <w:rFonts w:eastAsia="Times New Roman" w:cs="Times New Roman"/>
+          <w:b/>
+          <w:bCs/>
+          <w:kern w:val="0"/>
+          <w14:ligatures w14:val="none"/>
+        </w:rPr>
+        <w:t>3. Push to GitHub:</w:t>
+      </w:r>
+    </w:p>
+    <w:p>
+      <w:pPr>
+        <w:rPr>
+          <w:rFonts w:eastAsia="Times New Roman" w:cs="Times New Roman"/>
+          <w:kern w:val="0"/>
+          <w14:ligatures w14:val="none"/>
+        </w:rPr>
+      </w:pPr>
+      <w:r>
+        <w:rPr>
+          <w:rFonts w:eastAsia="Times New Roman" w:cs="Times New Roman"/>
+          <w:kern w:val="0"/>
+          <w14:ligatures w14:val="none"/>
+        </w:rPr>
+        <w:t>git push origin main</w:t>
+      </w:r>
+    </w:p>
+    <w:p>
+      <w:pPr>
+        <w:rPr>
+          <w:rFonts w:eastAsia="Times New Roman" w:cs="Times New Roman"/>
+          <w:kern w:val="0"/>
+          <w14:ligatures w14:val="none"/>
+        </w:rPr>
+      </w:pPr>
+      <w:r>
+        <w:rPr>
+          <w:rFonts w:eastAsia="Times New Roman" w:cs="Times New Roman"/>
+          <w:kern w:val="0"/>
+          <w14:ligatures w14:val="none"/>
+        </w:rPr>
+        <w:t>This sends your local commits up to GitHub. You might get a browser prompt to sign in — approve it.</w:t>
+      </w:r>
+    </w:p>
+    <w:p>
+      <w:pPr>
+        <w:rPr>
+          <w:rFonts w:eastAsia="Times New Roman" w:cs="Times New Roman"/>
+          <w:kern w:val="0"/>
+          <w14:ligatures w14:val="none"/>
+        </w:rPr>
+      </w:pPr>
+      <w:r>
+        <w:rPr>
+          <w:rFonts w:eastAsia="Times New Roman" w:cs="Times New Roman"/>
+          <w:b/>
+          <w:bCs/>
+          <w:kern w:val="0"/>
+          <w14:ligatures w14:val="none"/>
+        </w:rPr>
+        <w:t>To check what's about to be committed before you commit:</w:t>
+      </w:r>
+    </w:p>
+    <w:p>
+      <w:pPr>
+        <w:rPr>
+          <w:rFonts w:eastAsia="Times New Roman" w:cs="Times New Roman"/>
+          <w:kern w:val="0"/>
+          <w14:ligatures w14:val="none"/>
+        </w:rPr>
+      </w:pPr>
+      <w:r>
+        <w:rPr>
+          <w:rFonts w:eastAsia="Times New Roman" w:cs="Times New Roman"/>
+          <w:kern w:val="0"/>
+          <w14:ligatures w14:val="none"/>
+        </w:rPr>
+        <w:t>git status</w:t>
+      </w:r>
+    </w:p>
+    <w:p>
+      <w:pPr>
+        <w:rPr>
+          <w:rFonts w:eastAsia="Times New Roman" w:cs="Times New Roman"/>
+          <w:kern w:val="0"/>
+          <w14:ligatures w14:val="none"/>
+        </w:rPr>
+      </w:pPr>
+      <w:r>
+        <w:rPr>
+          <w:rFonts w:eastAsia="Times New Roman" w:cs="Times New Roman"/>
+          <w:kern w:val="0"/>
+          <w14:ligatures w14:val="none"/>
+        </w:rPr>
+        <w:t>Shows modified/new files in red (not staged) or green (staged).</w:t>
+      </w:r>
+    </w:p>
+    <w:p>
+      <w:pPr>
+        <w:rPr>
+          <w:rFonts w:eastAsia="Times New Roman" w:cs="Times New Roman"/>
+          <w:kern w:val="0"/>
+          <w14:ligatures w14:val="none"/>
+        </w:rPr>
+      </w:pPr>
+      <w:r>
+        <w:rPr>
+          <w:rFonts w:eastAsia="Times New Roman" w:cs="Times New Roman"/>
+          <w:b/>
+          <w:bCs/>
+          <w:kern w:val="0"/>
+          <w14:ligatures w14:val="none"/>
+        </w:rPr>
         <w:t>Quick reference for future:</w:t>
       </w:r>
       <w:r>
         <w:rPr>
-          <w:rFonts w:ascii="Times New Roman" w:eastAsia="Times New Roman" w:hAnsi="Times New Roman" w:cs="Times New Roman"/>
+          <w:rFonts w:eastAsia="Times New Roman" w:cs="Times New Roman"/>
           <w:kern w:val="0"/>
           <w14:ligatures w14:val="none"/>
         </w:rPr>
@@ -1416,7 +1421,7 @@
       <w:proofErr w:type="gramStart"/>
       <w:r>
         <w:rPr>
-          <w:rFonts w:ascii="Times New Roman" w:eastAsia="Times New Roman" w:hAnsi="Times New Roman" w:cs="Times New Roman"/>
+          <w:rFonts w:eastAsia="Times New Roman" w:cs="Times New Roman"/>
           <w:kern w:val="0"/>
           <w14:ligatures w14:val="none"/>
         </w:rPr>
@@ -1425,7 +1430,7 @@
       <w:proofErr w:type="gramEnd"/>
       <w:r>
         <w:rPr>
-          <w:rFonts w:ascii="Times New Roman" w:eastAsia="Times New Roman" w:hAnsi="Times New Roman" w:cs="Times New Roman"/>
+          <w:rFonts w:eastAsia="Times New Roman" w:cs="Times New Roman"/>
           <w:kern w:val="0"/>
           <w14:ligatures w14:val="none"/>
         </w:rPr>
@@ -1434,7 +1439,7 @@
       <w:proofErr w:type="gramStart"/>
       <w:r>
         <w:rPr>
-          <w:rFonts w:ascii="Times New Roman" w:eastAsia="Times New Roman" w:hAnsi="Times New Roman" w:cs="Times New Roman"/>
+          <w:rFonts w:eastAsia="Times New Roman" w:cs="Times New Roman"/>
           <w:kern w:val="0"/>
           <w14:ligatures w14:val="none"/>
         </w:rPr>
@@ -1443,7 +1448,7 @@
       <w:proofErr w:type="gramEnd"/>
       <w:r>
         <w:rPr>
-          <w:rFonts w:ascii="Times New Roman" w:eastAsia="Times New Roman" w:hAnsi="Times New Roman" w:cs="Times New Roman"/>
+          <w:rFonts w:eastAsia="Times New Roman" w:cs="Times New Roman"/>
           <w:kern w:val="0"/>
           <w14:ligatures w14:val="none"/>
         </w:rPr>
@@ -1453,14 +1458,14 @@
     <w:p>
       <w:pPr>
         <w:rPr>
-          <w:rFonts w:ascii="Times New Roman" w:eastAsia="Times New Roman" w:hAnsi="Times New Roman" w:cs="Times New Roman"/>
-          <w:kern w:val="0"/>
-          <w14:ligatures w14:val="none"/>
-        </w:rPr>
-      </w:pPr>
-      <w:r>
-        <w:rPr>
-          <w:rFonts w:ascii="Times New Roman" w:eastAsia="Times New Roman" w:hAnsi="Times New Roman" w:cs="Times New Roman"/>
+          <w:rFonts w:eastAsia="Times New Roman" w:cs="Times New Roman"/>
+          <w:kern w:val="0"/>
+          <w14:ligatures w14:val="none"/>
+        </w:rPr>
+      </w:pPr>
+      <w:r>
+        <w:rPr>
+          <w:rFonts w:eastAsia="Times New Roman" w:cs="Times New Roman"/>
           <w:kern w:val="0"/>
           <w14:ligatures w14:val="none"/>
         </w:rPr>
@@ -1470,7 +1475,7 @@
     <w:p>
       <w:pPr>
         <w:rPr>
-          <w:rFonts w:ascii="Times New Roman" w:eastAsia="Times New Roman" w:hAnsi="Times New Roman" w:cs="Times New Roman"/>
+          <w:rFonts w:eastAsia="Times New Roman" w:cs="Times New Roman"/>
           <w:kern w:val="0"/>
           <w14:ligatures w14:val="none"/>
         </w:rPr>
